--- a/internal_doc/00.项目管理/01.会议纪要/例会纪要_20140909.docx
+++ b/internal_doc/00.项目管理/01.会议纪要/例会纪要_20140909.docx
@@ -538,100 +538,6 @@
             <w:tcW w:w="3652" w:type="dxa"/>
           </w:tcPr>
           <w:p>
-            <w:r>
-              <w:rPr>
-                <w:rFonts w:hint="eastAsia"/>
-              </w:rPr>
-              <w:t>配置</w:t>
-            </w:r>
-            <w:proofErr w:type="spellStart"/>
-            <w:r>
-              <w:rPr>
-                <w:rFonts w:hint="eastAsia"/>
-              </w:rPr>
-              <w:t>om</w:t>
-            </w:r>
-            <w:proofErr w:type="spellEnd"/>
-            <w:r>
-              <w:rPr>
-                <w:rFonts w:hint="eastAsia"/>
-              </w:rPr>
-              <w:t>-&gt;agent</w:t>
-            </w:r>
-            <w:r>
-              <w:rPr>
-                <w:rFonts w:hint="eastAsia"/>
-              </w:rPr>
-              <w:t>的信任关系</w:t>
-            </w:r>
-          </w:p>
-        </w:tc>
-        <w:tc>
-          <w:tcPr>
-            <w:tcW w:w="992" w:type="dxa"/>
-          </w:tcPr>
-          <w:p>
-            <w:r>
-              <w:rPr>
-                <w:rFonts w:hint="eastAsia"/>
-              </w:rPr>
-              <w:t>谭钊波</w:t>
-            </w:r>
-          </w:p>
-        </w:tc>
-        <w:tc>
-          <w:tcPr>
-            <w:tcW w:w="1044" w:type="dxa"/>
-          </w:tcPr>
-          <w:p>
-            <w:r>
-              <w:rPr>
-                <w:rFonts w:hint="eastAsia"/>
-              </w:rPr>
-              <w:t>7-21</w:t>
-            </w:r>
-          </w:p>
-        </w:tc>
-        <w:tc>
-          <w:tcPr>
-            <w:tcW w:w="1016" w:type="dxa"/>
-          </w:tcPr>
-          <w:p/>
-        </w:tc>
-        <w:tc>
-          <w:tcPr>
-            <w:tcW w:w="1818" w:type="dxa"/>
-          </w:tcPr>
-          <w:p>
-            <w:r>
-              <w:rPr>
-                <w:rFonts w:hint="eastAsia"/>
-              </w:rPr>
-              <w:t>提</w:t>
-            </w:r>
-            <w:proofErr w:type="spellStart"/>
-            <w:r>
-              <w:rPr>
-                <w:rFonts w:hint="eastAsia"/>
-              </w:rPr>
-              <w:t>Jira</w:t>
-            </w:r>
-            <w:proofErr w:type="spellEnd"/>
-            <w:r>
-              <w:rPr>
-                <w:rFonts w:hint="eastAsia"/>
-              </w:rPr>
-              <w:t>单</w:t>
-            </w:r>
-          </w:p>
-        </w:tc>
-      </w:tr>
-      <w:tr>
-        <w:tc>
-          <w:tcPr>
-            <w:tcW w:w="3652" w:type="dxa"/>
-          </w:tcPr>
-          <w:p>
             <w:proofErr w:type="spellStart"/>
             <w:r>
               <w:t>O</w:t>
@@ -1019,12 +925,14 @@
             </w:tcBorders>
           </w:tcPr>
           <w:p>
+            <w:proofErr w:type="spellStart"/>
             <w:r>
               <w:rPr>
                 <w:rFonts w:hint="eastAsia"/>
               </w:rPr>
               <w:t>sequoiadb</w:t>
             </w:r>
+            <w:proofErr w:type="spellEnd"/>
             <w:r>
               <w:rPr>
                 <w:rFonts w:hint="eastAsia"/>
@@ -1214,6 +1122,137 @@
               <w:rPr>
                 <w:rFonts w:hint="eastAsia"/>
               </w:rPr>
+              <w:t>@</w:t>
+            </w:r>
+            <w:r>
+              <w:rPr>
+                <w:rFonts w:hint="eastAsia"/>
+              </w:rPr>
+              <w:t>O</w:t>
+            </w:r>
+            <w:r>
+              <w:rPr>
+                <w:rFonts w:hint="eastAsia"/>
+              </w:rPr>
+              <w:t>M</w:t>
+            </w:r>
+            <w:r>
+              <w:rPr>
+                <w:rFonts w:hint="eastAsia"/>
+              </w:rPr>
+              <w:t>部署页面</w:t>
+            </w:r>
+          </w:p>
+        </w:tc>
+        <w:tc>
+          <w:tcPr>
+            <w:tcW w:w="992" w:type="dxa"/>
+          </w:tcPr>
+          <w:p>
+            <w:r>
+              <w:rPr>
+                <w:rFonts w:hint="eastAsia"/>
+              </w:rPr>
+              <w:t>何嘉文</w:t>
+            </w:r>
+          </w:p>
+        </w:tc>
+        <w:tc>
+          <w:tcPr>
+            <w:tcW w:w="1044" w:type="dxa"/>
+          </w:tcPr>
+          <w:p>
+            <w:r>
+              <w:rPr>
+                <w:rFonts w:hint="eastAsia"/>
+              </w:rPr>
+              <w:t>6-16</w:t>
+            </w:r>
+          </w:p>
+        </w:tc>
+        <w:tc>
+          <w:tcPr>
+            <w:tcW w:w="1016" w:type="dxa"/>
+          </w:tcPr>
+          <w:p/>
+        </w:tc>
+        <w:tc>
+          <w:tcPr>
+            <w:tcW w:w="1818" w:type="dxa"/>
+          </w:tcPr>
+          <w:p>
+            <w:pPr>
+              <w:jc w:val="left"/>
+            </w:pPr>
+            <w:r>
+              <w:rPr>
+                <w:rFonts w:hint="eastAsia"/>
+              </w:rPr>
+              <w:t>评审完成，根据意</w:t>
+            </w:r>
+            <w:r>
+              <w:rPr>
+                <w:rFonts w:hint="eastAsia"/>
+              </w:rPr>
+              <w:lastRenderedPageBreak/>
+              <w:t>见进行修改</w:t>
+            </w:r>
+          </w:p>
+          <w:p>
+            <w:pPr>
+              <w:jc w:val="left"/>
+            </w:pPr>
+            <w:r>
+              <w:rPr>
+                <w:rFonts w:hint="eastAsia"/>
+              </w:rPr>
+              <w:t>优化</w:t>
+            </w:r>
+            <w:proofErr w:type="spellStart"/>
+            <w:r>
+              <w:rPr>
+                <w:rFonts w:hint="eastAsia"/>
+              </w:rPr>
+              <w:t>js</w:t>
+            </w:r>
+            <w:proofErr w:type="spellEnd"/>
+            <w:r>
+              <w:rPr>
+                <w:rFonts w:hint="eastAsia"/>
+              </w:rPr>
+              <w:t>代码，等待</w:t>
+            </w:r>
+            <w:r>
+              <w:rPr>
+                <w:rFonts w:hint="eastAsia"/>
+              </w:rPr>
+              <w:t>agent</w:t>
+            </w:r>
+            <w:r>
+              <w:rPr>
+                <w:rFonts w:hint="eastAsia"/>
+              </w:rPr>
+              <w:t>提交代码</w:t>
+            </w:r>
+            <w:r>
+              <w:rPr>
+                <w:rFonts w:hint="eastAsia"/>
+              </w:rPr>
+              <w:t>再联调</w:t>
+            </w:r>
+          </w:p>
+        </w:tc>
+      </w:tr>
+      <w:tr>
+        <w:tc>
+          <w:tcPr>
+            <w:tcW w:w="3652" w:type="dxa"/>
+          </w:tcPr>
+          <w:p>
+            <w:r>
+              <w:rPr>
+                <w:rFonts w:hint="eastAsia"/>
+              </w:rPr>
               <w:lastRenderedPageBreak/>
               <w:t>@</w:t>
             </w:r>
@@ -1221,19 +1260,25 @@
               <w:rPr>
                 <w:rFonts w:hint="eastAsia"/>
               </w:rPr>
-              <w:t>O</w:t>
-            </w:r>
-            <w:r>
-              <w:rPr>
-                <w:rFonts w:hint="eastAsia"/>
-              </w:rPr>
-              <w:t>M</w:t>
-            </w:r>
-            <w:r>
-              <w:rPr>
-                <w:rFonts w:hint="eastAsia"/>
-              </w:rPr>
-              <w:t>部署页面</w:t>
+              <w:t>OM</w:t>
+            </w:r>
+            <w:r>
+              <w:rPr>
+                <w:rFonts w:hint="eastAsia"/>
+              </w:rPr>
+              <w:t>前端与</w:t>
+            </w:r>
+            <w:r>
+              <w:rPr>
+                <w:rFonts w:hint="eastAsia"/>
+              </w:rPr>
+              <w:t>OM Svc</w:t>
+            </w:r>
+            <w:r>
+              <w:rPr>
+                <w:rFonts w:hint="eastAsia"/>
+              </w:rPr>
+              <w:t>对接</w:t>
             </w:r>
           </w:p>
         </w:tc>
@@ -1249,6 +1294,14 @@
               <w:t>何嘉文</w:t>
             </w:r>
           </w:p>
+          <w:p>
+            <w:r>
+              <w:rPr>
+                <w:rFonts w:hint="eastAsia"/>
+              </w:rPr>
+              <w:t>林友滨</w:t>
+            </w:r>
+          </w:p>
         </w:tc>
         <w:tc>
           <w:tcPr>
@@ -1259,7 +1312,7 @@
               <w:rPr>
                 <w:rFonts w:hint="eastAsia"/>
               </w:rPr>
-              <w:t>6-16</w:t>
+              <w:t>7-21</w:t>
             </w:r>
           </w:p>
         </w:tc>
@@ -1281,7 +1334,37 @@
               <w:rPr>
                 <w:rFonts w:hint="eastAsia"/>
               </w:rPr>
-              <w:t>评审完成，根据意见进行修改</w:t>
+              <w:t>配置模板</w:t>
+            </w:r>
+            <w:r>
+              <w:rPr>
+                <w:rFonts w:hint="eastAsia"/>
+              </w:rPr>
+              <w:t>完成，</w:t>
+            </w:r>
+            <w:r>
+              <w:rPr>
+                <w:rFonts w:hint="eastAsia"/>
+              </w:rPr>
+              <w:t>等</w:t>
+            </w:r>
+            <w:r>
+              <w:rPr>
+                <w:rFonts w:hint="eastAsia"/>
+              </w:rPr>
+              <w:t>待与</w:t>
+            </w:r>
+            <w:r>
+              <w:rPr>
+                <w:rFonts w:hint="eastAsia"/>
+              </w:rPr>
+              <w:t>agent</w:t>
+            </w:r>
+            <w:r>
+              <w:rPr>
+                <w:rFonts w:hint="eastAsia"/>
+              </w:rPr>
+              <w:t>对接</w:t>
             </w:r>
           </w:p>
           <w:p>
@@ -1292,39 +1375,43 @@
               <w:rPr>
                 <w:rFonts w:hint="eastAsia"/>
               </w:rPr>
-              <w:t>优化</w:t>
-            </w:r>
-            <w:proofErr w:type="spellStart"/>
-            <w:r>
-              <w:rPr>
-                <w:rFonts w:hint="eastAsia"/>
-              </w:rPr>
-              <w:t>js</w:t>
-            </w:r>
-            <w:proofErr w:type="spellEnd"/>
-            <w:r>
-              <w:rPr>
-                <w:rFonts w:hint="eastAsia"/>
-              </w:rPr>
-              <w:t>代码，等待</w:t>
-            </w:r>
-            <w:r>
-              <w:rPr>
-                <w:rFonts w:hint="eastAsia"/>
-              </w:rPr>
-              <w:t>agent</w:t>
-            </w:r>
-            <w:r>
-              <w:rPr>
-                <w:rFonts w:hint="eastAsia"/>
-              </w:rPr>
-              <w:t>提交代码</w:t>
-            </w:r>
-            <w:r>
-              <w:rPr>
-                <w:rFonts w:hint="eastAsia"/>
-              </w:rPr>
-              <w:t>再联调</w:t>
+              <w:t>扫描</w:t>
+            </w:r>
+            <w:r>
+              <w:rPr>
+                <w:rFonts w:hint="eastAsia"/>
+              </w:rPr>
+              <w:t>host</w:t>
+            </w:r>
+            <w:r>
+              <w:rPr>
+                <w:rFonts w:hint="eastAsia"/>
+              </w:rPr>
+              <w:t>，</w:t>
+            </w:r>
+            <w:r>
+              <w:rPr>
+                <w:rFonts w:hint="eastAsia"/>
+              </w:rPr>
+              <w:t>9</w:t>
+            </w:r>
+            <w:r>
+              <w:rPr>
+                <w:rFonts w:hint="eastAsia"/>
+              </w:rPr>
+              <w:t>月</w:t>
+            </w:r>
+            <w:r>
+              <w:rPr>
+                <w:rFonts w:hint="eastAsia"/>
+              </w:rPr>
+              <w:t>1</w:t>
+            </w:r>
+            <w:r>
+              <w:rPr>
+                <w:rFonts w:hint="eastAsia"/>
+              </w:rPr>
+              <w:t>号完成。</w:t>
             </w:r>
           </w:p>
         </w:tc>
@@ -1339,31 +1426,19 @@
               <w:rPr>
                 <w:rFonts w:hint="eastAsia"/>
               </w:rPr>
-              <w:t>@</w:t>
-            </w:r>
-            <w:r>
-              <w:rPr>
-                <w:rFonts w:hint="eastAsia"/>
-              </w:rPr>
-              <w:t>OM</w:t>
-            </w:r>
-            <w:r>
-              <w:rPr>
-                <w:rFonts w:hint="eastAsia"/>
-              </w:rPr>
-              <w:t>前端与</w:t>
-            </w:r>
-            <w:r>
-              <w:rPr>
-                <w:rFonts w:hint="eastAsia"/>
-              </w:rPr>
-              <w:t>OM Svc</w:t>
-            </w:r>
-            <w:r>
-              <w:rPr>
-                <w:rFonts w:hint="eastAsia"/>
-              </w:rPr>
-              <w:t>对接</w:t>
+              <w:t>添加同步系统</w:t>
+            </w:r>
+            <w:r>
+              <w:rPr>
+                <w:rFonts w:hint="eastAsia"/>
+              </w:rPr>
+              <w:t>host</w:t>
+            </w:r>
+            <w:r>
+              <w:rPr>
+                <w:rFonts w:hint="eastAsia"/>
+              </w:rPr>
+              <w:t>文件</w:t>
             </w:r>
           </w:p>
         </w:tc>
@@ -1376,15 +1451,7 @@
               <w:rPr>
                 <w:rFonts w:hint="eastAsia"/>
               </w:rPr>
-              <w:t>何嘉文</w:t>
-            </w:r>
-          </w:p>
-          <w:p>
-            <w:r>
-              <w:rPr>
-                <w:rFonts w:hint="eastAsia"/>
-              </w:rPr>
-              <w:t>林友滨</w:t>
+              <w:t>谭钊波</w:t>
             </w:r>
           </w:p>
         </w:tc>
@@ -1397,7 +1464,7 @@
               <w:rPr>
                 <w:rFonts w:hint="eastAsia"/>
               </w:rPr>
-              <w:t>7-21</w:t>
+              <w:t>8-18</w:t>
             </w:r>
           </w:p>
         </w:tc>
@@ -1416,40 +1483,25 @@
               <w:jc w:val="left"/>
             </w:pPr>
             <w:r>
-              <w:rPr>
-                <w:rFonts w:hint="eastAsia"/>
-              </w:rPr>
-              <w:t>配置模板</w:t>
-            </w:r>
-            <w:r>
-              <w:rPr>
-                <w:rFonts w:hint="eastAsia"/>
-              </w:rPr>
-              <w:t>完成，</w:t>
-            </w:r>
-            <w:r>
-              <w:rPr>
-                <w:rFonts w:hint="eastAsia"/>
-              </w:rPr>
-              <w:t>等</w:t>
-            </w:r>
-            <w:r>
-              <w:rPr>
-                <w:rFonts w:hint="eastAsia"/>
-              </w:rPr>
-              <w:t>待与</w:t>
-            </w:r>
-            <w:r>
-              <w:rPr>
-                <w:rFonts w:hint="eastAsia"/>
-              </w:rPr>
-              <w:t>agent</w:t>
-            </w:r>
-            <w:r>
-              <w:rPr>
-                <w:rFonts w:hint="eastAsia"/>
-              </w:rPr>
-              <w:t>对接</w:t>
+              <w:t>S</w:t>
+            </w:r>
+            <w:r>
+              <w:rPr>
+                <w:rFonts w:hint="eastAsia"/>
+              </w:rPr>
+              <w:t>erver</w:t>
+            </w:r>
+            <w:r>
+              <w:rPr>
+                <w:rFonts w:hint="eastAsia"/>
+              </w:rPr>
+              <w:t>端已</w:t>
+            </w:r>
+            <w:r>
+              <w:rPr>
+                <w:rFonts w:hint="eastAsia"/>
+              </w:rPr>
+              <w:t>完成</w:t>
             </w:r>
           </w:p>
           <w:p>
@@ -1460,43 +1512,7 @@
               <w:rPr>
                 <w:rFonts w:hint="eastAsia"/>
               </w:rPr>
-              <w:t>扫描</w:t>
-            </w:r>
-            <w:r>
-              <w:rPr>
-                <w:rFonts w:hint="eastAsia"/>
-              </w:rPr>
-              <w:t>host</w:t>
-            </w:r>
-            <w:r>
-              <w:rPr>
-                <w:rFonts w:hint="eastAsia"/>
-              </w:rPr>
-              <w:t>，</w:t>
-            </w:r>
-            <w:r>
-              <w:rPr>
-                <w:rFonts w:hint="eastAsia"/>
-              </w:rPr>
-              <w:t>9</w:t>
-            </w:r>
-            <w:r>
-              <w:rPr>
-                <w:rFonts w:hint="eastAsia"/>
-              </w:rPr>
-              <w:t>月</w:t>
-            </w:r>
-            <w:r>
-              <w:rPr>
-                <w:rFonts w:hint="eastAsia"/>
-              </w:rPr>
-              <w:t>1</w:t>
-            </w:r>
-            <w:r>
-              <w:rPr>
-                <w:rFonts w:hint="eastAsia"/>
-              </w:rPr>
-              <w:t>号完成。</w:t>
+              <w:t>待确认</w:t>
             </w:r>
           </w:p>
         </w:tc>
@@ -1511,19 +1527,13 @@
               <w:rPr>
                 <w:rFonts w:hint="eastAsia"/>
               </w:rPr>
-              <w:t>添加同步系统</w:t>
-            </w:r>
-            <w:r>
-              <w:rPr>
-                <w:rFonts w:hint="eastAsia"/>
-              </w:rPr>
-              <w:t>host</w:t>
-            </w:r>
-            <w:r>
-              <w:rPr>
-                <w:rFonts w:hint="eastAsia"/>
-              </w:rPr>
-              <w:t>文件</w:t>
+              <w:t>删除业务</w:t>
+            </w:r>
+            <w:r>
+              <w:rPr>
+                <w:rFonts w:hint="eastAsia"/>
+              </w:rPr>
+              <w:t>、删除集群、删除主机</w:t>
             </w:r>
           </w:p>
         </w:tc>
@@ -1536,6 +1546,22 @@
               <w:rPr>
                 <w:rFonts w:hint="eastAsia"/>
               </w:rPr>
+              <w:t>林友滨</w:t>
+            </w:r>
+          </w:p>
+          <w:p>
+            <w:r>
+              <w:rPr>
+                <w:rFonts w:hint="eastAsia"/>
+              </w:rPr>
+              <w:t>何嘉文</w:t>
+            </w:r>
+          </w:p>
+          <w:p>
+            <w:r>
+              <w:rPr>
+                <w:rFonts w:hint="eastAsia"/>
+              </w:rPr>
               <w:t>谭钊波</w:t>
             </w:r>
           </w:p>
@@ -1566,130 +1592,6 @@
           <w:p>
             <w:pPr>
               <w:jc w:val="left"/>
-            </w:pPr>
-            <w:r>
-              <w:t>S</w:t>
-            </w:r>
-            <w:r>
-              <w:rPr>
-                <w:rFonts w:hint="eastAsia"/>
-              </w:rPr>
-              <w:t>erver</w:t>
-            </w:r>
-            <w:r>
-              <w:rPr>
-                <w:rFonts w:hint="eastAsia"/>
-              </w:rPr>
-              <w:t>端已</w:t>
-            </w:r>
-            <w:r>
-              <w:rPr>
-                <w:rFonts w:hint="eastAsia"/>
-              </w:rPr>
-              <w:t>完成</w:t>
-            </w:r>
-          </w:p>
-          <w:p>
-            <w:pPr>
-              <w:jc w:val="left"/>
-            </w:pPr>
-            <w:r>
-              <w:rPr>
-                <w:rFonts w:hint="eastAsia"/>
-              </w:rPr>
-              <w:t>待确认</w:t>
-            </w:r>
-          </w:p>
-        </w:tc>
-      </w:tr>
-      <w:tr>
-        <w:tc>
-          <w:tcPr>
-            <w:tcW w:w="3652" w:type="dxa"/>
-          </w:tcPr>
-          <w:p>
-            <w:r>
-              <w:rPr>
-                <w:rFonts w:hint="eastAsia"/>
-              </w:rPr>
-              <w:t>删除业务</w:t>
-            </w:r>
-            <w:r>
-              <w:rPr>
-                <w:rFonts w:hint="eastAsia"/>
-              </w:rPr>
-              <w:t>、删除集群、删除主机</w:t>
-            </w:r>
-          </w:p>
-        </w:tc>
-        <w:tc>
-          <w:tcPr>
-            <w:tcW w:w="992" w:type="dxa"/>
-          </w:tcPr>
-          <w:p>
-            <w:pPr>
-              <w:rPr>
-                <w:rFonts w:hint="eastAsia"/>
-              </w:rPr>
-            </w:pPr>
-            <w:r>
-              <w:rPr>
-                <w:rFonts w:hint="eastAsia"/>
-              </w:rPr>
-              <w:t>林友滨</w:t>
-            </w:r>
-          </w:p>
-          <w:p>
-            <w:pPr>
-              <w:rPr>
-                <w:rFonts w:hint="eastAsia"/>
-              </w:rPr>
-            </w:pPr>
-            <w:r>
-              <w:rPr>
-                <w:rFonts w:hint="eastAsia"/>
-              </w:rPr>
-              <w:t>何嘉文</w:t>
-            </w:r>
-          </w:p>
-          <w:p>
-            <w:r>
-              <w:rPr>
-                <w:rFonts w:hint="eastAsia"/>
-              </w:rPr>
-              <w:t>谭钊波</w:t>
-            </w:r>
-          </w:p>
-        </w:tc>
-        <w:tc>
-          <w:tcPr>
-            <w:tcW w:w="1044" w:type="dxa"/>
-          </w:tcPr>
-          <w:p>
-            <w:r>
-              <w:rPr>
-                <w:rFonts w:hint="eastAsia"/>
-              </w:rPr>
-              <w:t>8-18</w:t>
-            </w:r>
-          </w:p>
-        </w:tc>
-        <w:tc>
-          <w:tcPr>
-            <w:tcW w:w="1016" w:type="dxa"/>
-          </w:tcPr>
-          <w:p/>
-        </w:tc>
-        <w:tc>
-          <w:tcPr>
-            <w:tcW w:w="1818" w:type="dxa"/>
-          </w:tcPr>
-          <w:p>
-            <w:pPr>
-              <w:jc w:val="left"/>
-              <w:rPr>
-                <w:rFonts w:hint="eastAsia"/>
-              </w:rPr>
             </w:pPr>
             <w:r>
               <w:rPr>
@@ -2633,15 +2535,7 @@
                 <w:rFonts w:hint="eastAsia"/>
                 <w:color w:val="DDD9C3" w:themeColor="background2" w:themeShade="E6"/>
               </w:rPr>
-              <w:t>待后续有环境才能部署上，另外对接部分待进一部</w:t>
-            </w:r>
-            <w:r>
-              <w:rPr>
-                <w:rFonts w:hint="eastAsia"/>
-                <w:color w:val="DDD9C3" w:themeColor="background2" w:themeShade="E6"/>
-              </w:rPr>
-              <w:lastRenderedPageBreak/>
-              <w:t>确定。</w:t>
+              <w:t>待后续有环境才能部署上，另外对接部分待进一部确定。</w:t>
             </w:r>
           </w:p>
         </w:tc>
@@ -3556,6 +3450,87 @@
             <w:gridSpan w:val="2"/>
           </w:tcPr>
           <w:p>
+            <w:r>
+              <w:rPr>
+                <w:rFonts w:hint="eastAsia"/>
+              </w:rPr>
+              <w:t>配置</w:t>
+            </w:r>
+            <w:proofErr w:type="spellStart"/>
+            <w:r>
+              <w:rPr>
+                <w:rFonts w:hint="eastAsia"/>
+              </w:rPr>
+              <w:t>om</w:t>
+            </w:r>
+            <w:proofErr w:type="spellEnd"/>
+            <w:r>
+              <w:rPr>
+                <w:rFonts w:hint="eastAsia"/>
+              </w:rPr>
+              <w:t>-&gt;agent</w:t>
+            </w:r>
+            <w:r>
+              <w:rPr>
+                <w:rFonts w:hint="eastAsia"/>
+              </w:rPr>
+              <w:t>的信任关系</w:t>
+            </w:r>
+          </w:p>
+        </w:tc>
+        <w:tc>
+          <w:tcPr>
+            <w:tcW w:w="992" w:type="dxa"/>
+            <w:gridSpan w:val="2"/>
+          </w:tcPr>
+          <w:p>
+            <w:r>
+              <w:rPr>
+                <w:rFonts w:hint="eastAsia"/>
+              </w:rPr>
+              <w:t>谭钊波</w:t>
+            </w:r>
+          </w:p>
+        </w:tc>
+        <w:tc>
+          <w:tcPr>
+            <w:tcW w:w="1149" w:type="dxa"/>
+            <w:gridSpan w:val="2"/>
+          </w:tcPr>
+          <w:p/>
+        </w:tc>
+        <w:tc>
+          <w:tcPr>
+            <w:tcW w:w="1133" w:type="dxa"/>
+            <w:gridSpan w:val="2"/>
+          </w:tcPr>
+          <w:p/>
+        </w:tc>
+        <w:tc>
+          <w:tcPr>
+            <w:tcW w:w="1052" w:type="dxa"/>
+          </w:tcPr>
+          <w:p>
+            <w:hyperlink r:id="rId6" w:history="1">
+              <w:r>
+                <w:rPr>
+                  <w:rStyle w:val="Hyperlink"/>
+                  <w:b/>
+                  <w:bCs/>
+                </w:rPr>
+                <w:t>SEQUOIADBMAINSTREAM-339</w:t>
+              </w:r>
+            </w:hyperlink>
+          </w:p>
+        </w:tc>
+      </w:tr>
+      <w:tr>
+        <w:tc>
+          <w:tcPr>
+            <w:tcW w:w="4198" w:type="dxa"/>
+            <w:gridSpan w:val="2"/>
+          </w:tcPr>
+          <w:p>
             <w:pPr>
               <w:rPr>
                 <w:highlight w:val="lightGray"/>
@@ -3676,7 +3651,7 @@
                 <w:highlight w:val="lightGray"/>
               </w:rPr>
             </w:pPr>
-            <w:hyperlink r:id="rId6" w:history="1">
+            <w:hyperlink r:id="rId7" w:history="1">
               <w:r>
                 <w:rPr>
                   <w:rStyle w:val="Hyperlink"/>
@@ -3765,7 +3740,7 @@
                 <w:szCs w:val="24"/>
               </w:rPr>
             </w:pPr>
-            <w:hyperlink r:id="rId7" w:history="1">
+            <w:hyperlink r:id="rId8" w:history="1">
               <w:r>
                 <w:rPr>
                   <w:rStyle w:val="Hyperlink"/>
@@ -3851,7 +3826,7 @@
                 <w:bCs/>
               </w:rPr>
             </w:pPr>
-            <w:hyperlink r:id="rId8" w:history="1">
+            <w:hyperlink r:id="rId9" w:history="1">
               <w:r>
                 <w:rPr>
                   <w:rStyle w:val="Hyperlink"/>
@@ -3950,7 +3925,7 @@
                 <w:bCs/>
               </w:rPr>
             </w:pPr>
-            <w:hyperlink r:id="rId9" w:history="1">
+            <w:hyperlink r:id="rId10" w:history="1">
               <w:r>
                 <w:rPr>
                   <w:rStyle w:val="Hyperlink"/>
@@ -6164,14 +6139,14 @@
           <w:p>
             <w:pPr>
               <w:rPr>
-                <w:color w:val="95DD9F" w:themeColor="background1" w:themeShade="D9"/>
+                <w:color w:val="D9D9D9" w:themeColor="background1" w:themeShade="D9"/>
               </w:rPr>
             </w:pPr>
             <w:proofErr w:type="spellStart"/>
             <w:r>
               <w:rPr>
                 <w:rFonts w:hint="eastAsia"/>
-                <w:color w:val="95DD9F" w:themeColor="background1" w:themeShade="D9"/>
+                <w:color w:val="D9D9D9" w:themeColor="background1" w:themeShade="D9"/>
               </w:rPr>
               <w:t>OMAgent</w:t>
             </w:r>
@@ -6179,7 +6154,7 @@
             <w:r>
               <w:rPr>
                 <w:rFonts w:hint="eastAsia"/>
-                <w:color w:val="95DD9F" w:themeColor="background1" w:themeShade="D9"/>
+                <w:color w:val="D9D9D9" w:themeColor="background1" w:themeShade="D9"/>
               </w:rPr>
               <w:t>的功能脚本归纳</w:t>
             </w:r>
@@ -6193,13 +6168,13 @@
           <w:p>
             <w:pPr>
               <w:rPr>
-                <w:color w:val="95DD9F" w:themeColor="background1" w:themeShade="D9"/>
-              </w:rPr>
-            </w:pPr>
-            <w:r>
-              <w:rPr>
-                <w:rFonts w:hint="eastAsia"/>
-                <w:color w:val="95DD9F" w:themeColor="background1" w:themeShade="D9"/>
+                <w:color w:val="D9D9D9" w:themeColor="background1" w:themeShade="D9"/>
+              </w:rPr>
+            </w:pPr>
+            <w:r>
+              <w:rPr>
+                <w:rFonts w:hint="eastAsia"/>
+                <w:color w:val="D9D9D9" w:themeColor="background1" w:themeShade="D9"/>
               </w:rPr>
               <w:t>谭钊波</w:t>
             </w:r>
@@ -6213,13 +6188,13 @@
           <w:p>
             <w:pPr>
               <w:rPr>
-                <w:color w:val="95DD9F" w:themeColor="background1" w:themeShade="D9"/>
-              </w:rPr>
-            </w:pPr>
-            <w:r>
-              <w:rPr>
-                <w:rFonts w:hint="eastAsia"/>
-                <w:color w:val="95DD9F" w:themeColor="background1" w:themeShade="D9"/>
+                <w:color w:val="D9D9D9" w:themeColor="background1" w:themeShade="D9"/>
+              </w:rPr>
+            </w:pPr>
+            <w:r>
+              <w:rPr>
+                <w:rFonts w:hint="eastAsia"/>
+                <w:color w:val="D9D9D9" w:themeColor="background1" w:themeShade="D9"/>
               </w:rPr>
               <w:t>6-16</w:t>
             </w:r>
@@ -6233,13 +6208,13 @@
           <w:p>
             <w:pPr>
               <w:rPr>
-                <w:color w:val="95DD9F" w:themeColor="background1" w:themeShade="D9"/>
-              </w:rPr>
-            </w:pPr>
-            <w:r>
-              <w:rPr>
-                <w:rFonts w:hint="eastAsia"/>
-                <w:color w:val="95DD9F" w:themeColor="background1" w:themeShade="D9"/>
+                <w:color w:val="D9D9D9" w:themeColor="background1" w:themeShade="D9"/>
+              </w:rPr>
+            </w:pPr>
+            <w:r>
+              <w:rPr>
+                <w:rFonts w:hint="eastAsia"/>
+                <w:color w:val="D9D9D9" w:themeColor="background1" w:themeShade="D9"/>
               </w:rPr>
               <w:t>待定</w:t>
             </w:r>
@@ -6253,7 +6228,7 @@
           <w:p>
             <w:pPr>
               <w:rPr>
-                <w:color w:val="95DD9F" w:themeColor="background1" w:themeShade="D9"/>
+                <w:color w:val="D9D9D9" w:themeColor="background1" w:themeShade="D9"/>
               </w:rPr>
             </w:pPr>
           </w:p>
@@ -6267,20 +6242,20 @@
           <w:p>
             <w:pPr>
               <w:rPr>
-                <w:color w:val="95DD9F" w:themeColor="background1" w:themeShade="D9"/>
-              </w:rPr>
-            </w:pPr>
-            <w:r>
-              <w:rPr>
-                <w:rFonts w:hint="eastAsia"/>
-                <w:color w:val="95DD9F" w:themeColor="background1" w:themeShade="D9"/>
+                <w:color w:val="D9D9D9" w:themeColor="background1" w:themeShade="D9"/>
+              </w:rPr>
+            </w:pPr>
+            <w:r>
+              <w:rPr>
+                <w:rFonts w:hint="eastAsia"/>
+                <w:color w:val="D9D9D9" w:themeColor="background1" w:themeShade="D9"/>
               </w:rPr>
               <w:t>PPC Java</w:t>
             </w:r>
             <w:r>
               <w:rPr>
                 <w:rFonts w:hint="eastAsia"/>
-                <w:color w:val="95DD9F" w:themeColor="background1" w:themeShade="D9"/>
+                <w:color w:val="D9D9D9" w:themeColor="background1" w:themeShade="D9"/>
               </w:rPr>
               <w:t>驱动大小端问题</w:t>
             </w:r>
@@ -6294,13 +6269,13 @@
           <w:p>
             <w:pPr>
               <w:rPr>
-                <w:color w:val="95DD9F" w:themeColor="background1" w:themeShade="D9"/>
-              </w:rPr>
-            </w:pPr>
-            <w:r>
-              <w:rPr>
-                <w:rFonts w:hint="eastAsia"/>
-                <w:color w:val="95DD9F" w:themeColor="background1" w:themeShade="D9"/>
+                <w:color w:val="D9D9D9" w:themeColor="background1" w:themeShade="D9"/>
+              </w:rPr>
+            </w:pPr>
+            <w:r>
+              <w:rPr>
+                <w:rFonts w:hint="eastAsia"/>
+                <w:color w:val="D9D9D9" w:themeColor="background1" w:themeShade="D9"/>
               </w:rPr>
               <w:t>谭钊波</w:t>
             </w:r>
@@ -6314,13 +6289,13 @@
           <w:p>
             <w:pPr>
               <w:rPr>
-                <w:color w:val="95DD9F" w:themeColor="background1" w:themeShade="D9"/>
-              </w:rPr>
-            </w:pPr>
-            <w:r>
-              <w:rPr>
-                <w:rFonts w:hint="eastAsia"/>
-                <w:color w:val="95DD9F" w:themeColor="background1" w:themeShade="D9"/>
+                <w:color w:val="D9D9D9" w:themeColor="background1" w:themeShade="D9"/>
+              </w:rPr>
+            </w:pPr>
+            <w:r>
+              <w:rPr>
+                <w:rFonts w:hint="eastAsia"/>
+                <w:color w:val="D9D9D9" w:themeColor="background1" w:themeShade="D9"/>
               </w:rPr>
               <w:t>7-21</w:t>
             </w:r>
@@ -6334,7 +6309,7 @@
           <w:p>
             <w:pPr>
               <w:rPr>
-                <w:color w:val="95DD9F" w:themeColor="background1" w:themeShade="D9"/>
+                <w:color w:val="D9D9D9" w:themeColor="background1" w:themeShade="D9"/>
               </w:rPr>
             </w:pPr>
           </w:p>
@@ -6347,7 +6322,7 @@
           <w:p>
             <w:pPr>
               <w:rPr>
-                <w:color w:val="95DD9F" w:themeColor="background1" w:themeShade="D9"/>
+                <w:color w:val="D9D9D9" w:themeColor="background1" w:themeShade="D9"/>
               </w:rPr>
             </w:pPr>
           </w:p>
@@ -6361,14 +6336,14 @@
           <w:p>
             <w:pPr>
               <w:rPr>
-                <w:color w:val="95DD9F" w:themeColor="background1" w:themeShade="D9"/>
+                <w:color w:val="D9D9D9" w:themeColor="background1" w:themeShade="D9"/>
               </w:rPr>
             </w:pPr>
             <w:proofErr w:type="spellStart"/>
             <w:r>
               <w:rPr>
                 <w:rFonts w:hint="eastAsia"/>
-                <w:color w:val="95DD9F" w:themeColor="background1" w:themeShade="D9"/>
+                <w:color w:val="D9D9D9" w:themeColor="background1" w:themeShade="D9"/>
               </w:rPr>
               <w:t>loaderRunner</w:t>
             </w:r>
@@ -6383,13 +6358,13 @@
           <w:p>
             <w:pPr>
               <w:rPr>
-                <w:color w:val="95DD9F" w:themeColor="background1" w:themeShade="D9"/>
-              </w:rPr>
-            </w:pPr>
-            <w:r>
-              <w:rPr>
-                <w:rFonts w:hint="eastAsia"/>
-                <w:color w:val="95DD9F" w:themeColor="background1" w:themeShade="D9"/>
+                <w:color w:val="D9D9D9" w:themeColor="background1" w:themeShade="D9"/>
+              </w:rPr>
+            </w:pPr>
+            <w:r>
+              <w:rPr>
+                <w:rFonts w:hint="eastAsia"/>
+                <w:color w:val="D9D9D9" w:themeColor="background1" w:themeShade="D9"/>
               </w:rPr>
               <w:t>王文净</w:t>
             </w:r>
@@ -6403,13 +6378,13 @@
           <w:p>
             <w:pPr>
               <w:rPr>
-                <w:color w:val="95DD9F" w:themeColor="background1" w:themeShade="D9"/>
-              </w:rPr>
-            </w:pPr>
-            <w:r>
-              <w:rPr>
-                <w:rFonts w:hint="eastAsia"/>
-                <w:color w:val="95DD9F" w:themeColor="background1" w:themeShade="D9"/>
+                <w:color w:val="D9D9D9" w:themeColor="background1" w:themeShade="D9"/>
+              </w:rPr>
+            </w:pPr>
+            <w:r>
+              <w:rPr>
+                <w:rFonts w:hint="eastAsia"/>
+                <w:color w:val="D9D9D9" w:themeColor="background1" w:themeShade="D9"/>
               </w:rPr>
               <w:t>6-23</w:t>
             </w:r>
@@ -6423,7 +6398,7 @@
           <w:p>
             <w:pPr>
               <w:rPr>
-                <w:color w:val="95DD9F" w:themeColor="background1" w:themeShade="D9"/>
+                <w:color w:val="D9D9D9" w:themeColor="background1" w:themeShade="D9"/>
               </w:rPr>
             </w:pPr>
           </w:p>
@@ -6436,41 +6411,41 @@
           <w:p>
             <w:pPr>
               <w:rPr>
-                <w:color w:val="95DD9F" w:themeColor="background1" w:themeShade="D9"/>
-              </w:rPr>
-            </w:pPr>
-            <w:r>
-              <w:rPr>
-                <w:rFonts w:hint="eastAsia"/>
-                <w:color w:val="95DD9F" w:themeColor="background1" w:themeShade="D9"/>
+                <w:color w:val="D9D9D9" w:themeColor="background1" w:themeShade="D9"/>
+              </w:rPr>
+            </w:pPr>
+            <w:r>
+              <w:rPr>
+                <w:rFonts w:hint="eastAsia"/>
+                <w:color w:val="D9D9D9" w:themeColor="background1" w:themeShade="D9"/>
               </w:rPr>
               <w:t>已经完成民生的</w:t>
             </w:r>
             <w:r>
               <w:rPr>
                 <w:rFonts w:hint="eastAsia"/>
-                <w:color w:val="95DD9F" w:themeColor="background1" w:themeShade="D9"/>
+                <w:color w:val="D9D9D9" w:themeColor="background1" w:themeShade="D9"/>
               </w:rPr>
               <w:t>5</w:t>
             </w:r>
             <w:r>
               <w:rPr>
                 <w:rFonts w:hint="eastAsia"/>
-                <w:color w:val="95DD9F" w:themeColor="background1" w:themeShade="D9"/>
+                <w:color w:val="D9D9D9" w:themeColor="background1" w:themeShade="D9"/>
               </w:rPr>
               <w:t>个场景，响应时间在</w:t>
             </w:r>
             <w:r>
               <w:rPr>
                 <w:rFonts w:hint="eastAsia"/>
-                <w:color w:val="95DD9F" w:themeColor="background1" w:themeShade="D9"/>
+                <w:color w:val="D9D9D9" w:themeColor="background1" w:themeShade="D9"/>
               </w:rPr>
               <w:t>1</w:t>
             </w:r>
             <w:r>
               <w:rPr>
                 <w:rFonts w:hint="eastAsia"/>
-                <w:color w:val="95DD9F" w:themeColor="background1" w:themeShade="D9"/>
+                <w:color w:val="D9D9D9" w:themeColor="background1" w:themeShade="D9"/>
               </w:rPr>
               <w:t>秒内。</w:t>
             </w:r>
@@ -6478,13 +6453,13 @@
           <w:p>
             <w:pPr>
               <w:rPr>
-                <w:color w:val="95DD9F" w:themeColor="background1" w:themeShade="D9"/>
-              </w:rPr>
-            </w:pPr>
-            <w:r>
-              <w:rPr>
-                <w:rFonts w:hint="eastAsia"/>
-                <w:color w:val="95DD9F" w:themeColor="background1" w:themeShade="D9"/>
+                <w:color w:val="D9D9D9" w:themeColor="background1" w:themeShade="D9"/>
+              </w:rPr>
+            </w:pPr>
+            <w:r>
+              <w:rPr>
+                <w:rFonts w:hint="eastAsia"/>
+                <w:color w:val="D9D9D9" w:themeColor="background1" w:themeShade="D9"/>
               </w:rPr>
               <w:t>出现</w:t>
             </w:r>
@@ -6492,7 +6467,7 @@
             <w:r>
               <w:rPr>
                 <w:rFonts w:hint="eastAsia"/>
-                <w:color w:val="95DD9F" w:themeColor="background1" w:themeShade="D9"/>
+                <w:color w:val="D9D9D9" w:themeColor="background1" w:themeShade="D9"/>
               </w:rPr>
               <w:t>oom</w:t>
             </w:r>
@@ -6500,21 +6475,23 @@
             <w:r>
               <w:rPr>
                 <w:rFonts w:hint="eastAsia"/>
-                <w:color w:val="95DD9F" w:themeColor="background1" w:themeShade="D9"/>
+                <w:color w:val="D9D9D9" w:themeColor="background1" w:themeShade="D9"/>
               </w:rPr>
               <w:t>（</w:t>
             </w:r>
-            <w:r>
-              <w:rPr>
-                <w:rFonts w:hint="eastAsia"/>
-                <w:color w:val="95DD9F" w:themeColor="background1" w:themeShade="D9"/>
+            <w:proofErr w:type="spellStart"/>
+            <w:r>
+              <w:rPr>
+                <w:rFonts w:hint="eastAsia"/>
+                <w:color w:val="D9D9D9" w:themeColor="background1" w:themeShade="D9"/>
               </w:rPr>
               <w:t>Sequoiadb</w:t>
             </w:r>
-            <w:r>
-              <w:rPr>
-                <w:rFonts w:hint="eastAsia"/>
-                <w:color w:val="95DD9F" w:themeColor="background1" w:themeShade="D9"/>
+            <w:proofErr w:type="spellEnd"/>
+            <w:r>
+              <w:rPr>
+                <w:rFonts w:hint="eastAsia"/>
+                <w:color w:val="D9D9D9" w:themeColor="background1" w:themeShade="D9"/>
               </w:rPr>
               <w:t>），暂没解决</w:t>
             </w:r>
@@ -6522,7 +6499,7 @@
           <w:p>
             <w:pPr>
               <w:rPr>
-                <w:color w:val="95DD9F" w:themeColor="background1" w:themeShade="D9"/>
+                <w:color w:val="D9D9D9" w:themeColor="background1" w:themeShade="D9"/>
               </w:rPr>
             </w:pPr>
           </w:p>
@@ -6536,26 +6513,26 @@
           <w:p>
             <w:pPr>
               <w:rPr>
-                <w:color w:val="95DD9F" w:themeColor="background1" w:themeShade="D9"/>
-              </w:rPr>
-            </w:pPr>
-            <w:r>
-              <w:rPr>
-                <w:color w:val="95DD9F" w:themeColor="background1" w:themeShade="D9"/>
+                <w:color w:val="D9D9D9" w:themeColor="background1" w:themeShade="D9"/>
+              </w:rPr>
+            </w:pPr>
+            <w:r>
+              <w:rPr>
+                <w:color w:val="D9D9D9" w:themeColor="background1" w:themeShade="D9"/>
               </w:rPr>
               <w:t>P</w:t>
             </w:r>
             <w:r>
               <w:rPr>
                 <w:rFonts w:hint="eastAsia"/>
-                <w:color w:val="95DD9F" w:themeColor="background1" w:themeShade="D9"/>
+                <w:color w:val="D9D9D9" w:themeColor="background1" w:themeShade="D9"/>
               </w:rPr>
               <w:t>ython</w:t>
             </w:r>
             <w:r>
               <w:rPr>
                 <w:rFonts w:hint="eastAsia"/>
-                <w:color w:val="95DD9F" w:themeColor="background1" w:themeShade="D9"/>
+                <w:color w:val="D9D9D9" w:themeColor="background1" w:themeShade="D9"/>
               </w:rPr>
               <w:t>驱动集成到</w:t>
             </w:r>
@@ -6563,7 +6540,7 @@
             <w:r>
               <w:rPr>
                 <w:rFonts w:hint="eastAsia"/>
-                <w:color w:val="95DD9F" w:themeColor="background1" w:themeShade="D9"/>
+                <w:color w:val="D9D9D9" w:themeColor="background1" w:themeShade="D9"/>
               </w:rPr>
               <w:t>ci</w:t>
             </w:r>
@@ -6578,13 +6555,13 @@
           <w:p>
             <w:pPr>
               <w:rPr>
-                <w:color w:val="95DD9F" w:themeColor="background1" w:themeShade="D9"/>
-              </w:rPr>
-            </w:pPr>
-            <w:r>
-              <w:rPr>
-                <w:rFonts w:hint="eastAsia"/>
-                <w:color w:val="95DD9F" w:themeColor="background1" w:themeShade="D9"/>
+                <w:color w:val="D9D9D9" w:themeColor="background1" w:themeShade="D9"/>
+              </w:rPr>
+            </w:pPr>
+            <w:r>
+              <w:rPr>
+                <w:rFonts w:hint="eastAsia"/>
+                <w:color w:val="D9D9D9" w:themeColor="background1" w:themeShade="D9"/>
               </w:rPr>
               <w:t>龙阳</w:t>
             </w:r>
@@ -6598,13 +6575,13 @@
           <w:p>
             <w:pPr>
               <w:rPr>
-                <w:color w:val="95DD9F" w:themeColor="background1" w:themeShade="D9"/>
-              </w:rPr>
-            </w:pPr>
-            <w:r>
-              <w:rPr>
-                <w:rFonts w:hint="eastAsia"/>
-                <w:color w:val="95DD9F" w:themeColor="background1" w:themeShade="D9"/>
+                <w:color w:val="D9D9D9" w:themeColor="background1" w:themeShade="D9"/>
+              </w:rPr>
+            </w:pPr>
+            <w:r>
+              <w:rPr>
+                <w:rFonts w:hint="eastAsia"/>
+                <w:color w:val="D9D9D9" w:themeColor="background1" w:themeShade="D9"/>
               </w:rPr>
               <w:t>7-21</w:t>
             </w:r>
@@ -6618,7 +6595,7 @@
           <w:p>
             <w:pPr>
               <w:rPr>
-                <w:color w:val="95DD9F" w:themeColor="background1" w:themeShade="D9"/>
+                <w:color w:val="D9D9D9" w:themeColor="background1" w:themeShade="D9"/>
               </w:rPr>
             </w:pPr>
           </w:p>
@@ -6631,7 +6608,7 @@
           <w:p>
             <w:pPr>
               <w:rPr>
-                <w:color w:val="95DD9F" w:themeColor="background1" w:themeShade="D9"/>
+                <w:color w:val="D9D9D9" w:themeColor="background1" w:themeShade="D9"/>
               </w:rPr>
             </w:pPr>
           </w:p>
@@ -6645,20 +6622,20 @@
           <w:p>
             <w:pPr>
               <w:rPr>
-                <w:color w:val="95DD9F" w:themeColor="background1" w:themeShade="D9"/>
-              </w:rPr>
-            </w:pPr>
-            <w:r>
-              <w:rPr>
-                <w:rFonts w:hint="eastAsia"/>
-                <w:color w:val="95DD9F" w:themeColor="background1" w:themeShade="D9"/>
+                <w:color w:val="D9D9D9" w:themeColor="background1" w:themeShade="D9"/>
+              </w:rPr>
+            </w:pPr>
+            <w:r>
+              <w:rPr>
+                <w:rFonts w:hint="eastAsia"/>
+                <w:color w:val="D9D9D9" w:themeColor="background1" w:themeShade="D9"/>
               </w:rPr>
               <w:t>OM</w:t>
             </w:r>
             <w:r>
               <w:rPr>
                 <w:rFonts w:hint="eastAsia"/>
-                <w:color w:val="95DD9F" w:themeColor="background1" w:themeShade="D9"/>
+                <w:color w:val="D9D9D9" w:themeColor="background1" w:themeShade="D9"/>
               </w:rPr>
               <w:t>业务安装</w:t>
             </w:r>
@@ -6672,13 +6649,13 @@
           <w:p>
             <w:pPr>
               <w:rPr>
-                <w:color w:val="95DD9F" w:themeColor="background1" w:themeShade="D9"/>
-              </w:rPr>
-            </w:pPr>
-            <w:r>
-              <w:rPr>
-                <w:rFonts w:hint="eastAsia"/>
-                <w:color w:val="95DD9F" w:themeColor="background1" w:themeShade="D9"/>
+                <w:color w:val="D9D9D9" w:themeColor="background1" w:themeShade="D9"/>
+              </w:rPr>
+            </w:pPr>
+            <w:r>
+              <w:rPr>
+                <w:rFonts w:hint="eastAsia"/>
+                <w:color w:val="D9D9D9" w:themeColor="background1" w:themeShade="D9"/>
               </w:rPr>
               <w:t>林友滨</w:t>
             </w:r>
@@ -6692,13 +6669,13 @@
           <w:p>
             <w:pPr>
               <w:rPr>
-                <w:color w:val="95DD9F" w:themeColor="background1" w:themeShade="D9"/>
-              </w:rPr>
-            </w:pPr>
-            <w:r>
-              <w:rPr>
-                <w:rFonts w:hint="eastAsia"/>
-                <w:color w:val="95DD9F" w:themeColor="background1" w:themeShade="D9"/>
+                <w:color w:val="D9D9D9" w:themeColor="background1" w:themeShade="D9"/>
+              </w:rPr>
+            </w:pPr>
+            <w:r>
+              <w:rPr>
+                <w:rFonts w:hint="eastAsia"/>
+                <w:color w:val="D9D9D9" w:themeColor="background1" w:themeShade="D9"/>
               </w:rPr>
               <w:t>7-21</w:t>
             </w:r>
@@ -6712,7 +6689,7 @@
           <w:p>
             <w:pPr>
               <w:rPr>
-                <w:color w:val="95DD9F" w:themeColor="background1" w:themeShade="D9"/>
+                <w:color w:val="D9D9D9" w:themeColor="background1" w:themeShade="D9"/>
               </w:rPr>
             </w:pPr>
           </w:p>
@@ -6726,7 +6703,7 @@
             <w:pPr>
               <w:jc w:val="left"/>
               <w:rPr>
-                <w:color w:val="95DD9F" w:themeColor="background1" w:themeShade="D9"/>
+                <w:color w:val="D9D9D9" w:themeColor="background1" w:themeShade="D9"/>
               </w:rPr>
             </w:pPr>
           </w:p>
@@ -6740,13 +6717,13 @@
           <w:p>
             <w:pPr>
               <w:rPr>
-                <w:color w:val="95DD9F" w:themeColor="background1" w:themeShade="D9"/>
-              </w:rPr>
-            </w:pPr>
-            <w:r>
-              <w:rPr>
-                <w:rFonts w:hint="eastAsia"/>
-                <w:color w:val="95DD9F" w:themeColor="background1" w:themeShade="D9"/>
+                <w:color w:val="D9D9D9" w:themeColor="background1" w:themeShade="D9"/>
+              </w:rPr>
+            </w:pPr>
+            <w:r>
+              <w:rPr>
+                <w:rFonts w:hint="eastAsia"/>
+                <w:color w:val="D9D9D9" w:themeColor="background1" w:themeShade="D9"/>
               </w:rPr>
               <w:t xml:space="preserve">OM </w:t>
             </w:r>
@@ -6754,7 +6731,7 @@
             <w:r>
               <w:rPr>
                 <w:rFonts w:hint="eastAsia"/>
-                <w:color w:val="95DD9F" w:themeColor="background1" w:themeShade="D9"/>
+                <w:color w:val="D9D9D9" w:themeColor="background1" w:themeShade="D9"/>
               </w:rPr>
               <w:t>servce</w:t>
             </w:r>
@@ -6762,21 +6739,21 @@
             <w:r>
               <w:rPr>
                 <w:rFonts w:hint="eastAsia"/>
-                <w:color w:val="95DD9F" w:themeColor="background1" w:themeShade="D9"/>
+                <w:color w:val="D9D9D9" w:themeColor="background1" w:themeShade="D9"/>
               </w:rPr>
               <w:t>与</w:t>
             </w:r>
             <w:r>
               <w:rPr>
                 <w:rFonts w:hint="eastAsia"/>
-                <w:color w:val="95DD9F" w:themeColor="background1" w:themeShade="D9"/>
+                <w:color w:val="D9D9D9" w:themeColor="background1" w:themeShade="D9"/>
               </w:rPr>
               <w:t>agent</w:t>
             </w:r>
             <w:r>
               <w:rPr>
                 <w:rFonts w:hint="eastAsia"/>
-                <w:color w:val="95DD9F" w:themeColor="background1" w:themeShade="D9"/>
+                <w:color w:val="D9D9D9" w:themeColor="background1" w:themeShade="D9"/>
               </w:rPr>
               <w:t>通信</w:t>
             </w:r>
@@ -6790,13 +6767,13 @@
           <w:p>
             <w:pPr>
               <w:rPr>
-                <w:color w:val="95DD9F" w:themeColor="background1" w:themeShade="D9"/>
-              </w:rPr>
-            </w:pPr>
-            <w:r>
-              <w:rPr>
-                <w:rFonts w:hint="eastAsia"/>
-                <w:color w:val="95DD9F" w:themeColor="background1" w:themeShade="D9"/>
+                <w:color w:val="D9D9D9" w:themeColor="background1" w:themeShade="D9"/>
+              </w:rPr>
+            </w:pPr>
+            <w:r>
+              <w:rPr>
+                <w:rFonts w:hint="eastAsia"/>
+                <w:color w:val="D9D9D9" w:themeColor="background1" w:themeShade="D9"/>
               </w:rPr>
               <w:t>许建辉</w:t>
             </w:r>
@@ -6810,13 +6787,13 @@
           <w:p>
             <w:pPr>
               <w:rPr>
-                <w:color w:val="95DD9F" w:themeColor="background1" w:themeShade="D9"/>
-              </w:rPr>
-            </w:pPr>
-            <w:r>
-              <w:rPr>
-                <w:rFonts w:hint="eastAsia"/>
-                <w:color w:val="95DD9F" w:themeColor="background1" w:themeShade="D9"/>
+                <w:color w:val="D9D9D9" w:themeColor="background1" w:themeShade="D9"/>
+              </w:rPr>
+            </w:pPr>
+            <w:r>
+              <w:rPr>
+                <w:rFonts w:hint="eastAsia"/>
+                <w:color w:val="D9D9D9" w:themeColor="background1" w:themeShade="D9"/>
               </w:rPr>
               <w:t>7-21</w:t>
             </w:r>
@@ -6830,7 +6807,7 @@
           <w:p>
             <w:pPr>
               <w:rPr>
-                <w:color w:val="95DD9F" w:themeColor="background1" w:themeShade="D9"/>
+                <w:color w:val="D9D9D9" w:themeColor="background1" w:themeShade="D9"/>
               </w:rPr>
             </w:pPr>
           </w:p>
@@ -6843,20 +6820,20 @@
           <w:p>
             <w:pPr>
               <w:rPr>
-                <w:color w:val="95DD9F" w:themeColor="background1" w:themeShade="D9"/>
-              </w:rPr>
-            </w:pPr>
-            <w:r>
-              <w:rPr>
-                <w:rFonts w:hint="eastAsia"/>
-                <w:color w:val="95DD9F" w:themeColor="background1" w:themeShade="D9"/>
+                <w:color w:val="D9D9D9" w:themeColor="background1" w:themeShade="D9"/>
+              </w:rPr>
+            </w:pPr>
+            <w:r>
+              <w:rPr>
+                <w:rFonts w:hint="eastAsia"/>
+                <w:color w:val="D9D9D9" w:themeColor="background1" w:themeShade="D9"/>
               </w:rPr>
               <w:t>完成</w:t>
             </w:r>
             <w:r>
               <w:rPr>
                 <w:rFonts w:hint="eastAsia"/>
-                <w:color w:val="95DD9F" w:themeColor="background1" w:themeShade="D9"/>
+                <w:color w:val="D9D9D9" w:themeColor="background1" w:themeShade="D9"/>
               </w:rPr>
               <w:t>60%</w:t>
             </w:r>
@@ -6871,20 +6848,20 @@
           <w:p>
             <w:pPr>
               <w:rPr>
-                <w:color w:val="95DD9F" w:themeColor="background1" w:themeShade="D9"/>
-              </w:rPr>
-            </w:pPr>
-            <w:r>
-              <w:rPr>
-                <w:rFonts w:hint="eastAsia"/>
-                <w:color w:val="95DD9F" w:themeColor="background1" w:themeShade="D9"/>
+                <w:color w:val="D9D9D9" w:themeColor="background1" w:themeShade="D9"/>
+              </w:rPr>
+            </w:pPr>
+            <w:r>
+              <w:rPr>
+                <w:rFonts w:hint="eastAsia"/>
+                <w:color w:val="D9D9D9" w:themeColor="background1" w:themeShade="D9"/>
               </w:rPr>
               <w:t>OM</w:t>
             </w:r>
             <w:r>
               <w:rPr>
                 <w:rFonts w:hint="eastAsia"/>
-                <w:color w:val="95DD9F" w:themeColor="background1" w:themeShade="D9"/>
+                <w:color w:val="D9D9D9" w:themeColor="background1" w:themeShade="D9"/>
               </w:rPr>
               <w:t>监控前端页面</w:t>
             </w:r>
@@ -6898,13 +6875,13 @@
           <w:p>
             <w:pPr>
               <w:rPr>
-                <w:color w:val="95DD9F" w:themeColor="background1" w:themeShade="D9"/>
-              </w:rPr>
-            </w:pPr>
-            <w:r>
-              <w:rPr>
-                <w:rFonts w:hint="eastAsia"/>
-                <w:color w:val="95DD9F" w:themeColor="background1" w:themeShade="D9"/>
+                <w:color w:val="D9D9D9" w:themeColor="background1" w:themeShade="D9"/>
+              </w:rPr>
+            </w:pPr>
+            <w:r>
+              <w:rPr>
+                <w:rFonts w:hint="eastAsia"/>
+                <w:color w:val="D9D9D9" w:themeColor="background1" w:themeShade="D9"/>
               </w:rPr>
               <w:t>何嘉文</w:t>
             </w:r>
@@ -6918,13 +6895,13 @@
           <w:p>
             <w:pPr>
               <w:rPr>
-                <w:color w:val="95DD9F" w:themeColor="background1" w:themeShade="D9"/>
-              </w:rPr>
-            </w:pPr>
-            <w:r>
-              <w:rPr>
-                <w:rFonts w:hint="eastAsia"/>
-                <w:color w:val="95DD9F" w:themeColor="background1" w:themeShade="D9"/>
+                <w:color w:val="D9D9D9" w:themeColor="background1" w:themeShade="D9"/>
+              </w:rPr>
+            </w:pPr>
+            <w:r>
+              <w:rPr>
+                <w:rFonts w:hint="eastAsia"/>
+                <w:color w:val="D9D9D9" w:themeColor="background1" w:themeShade="D9"/>
               </w:rPr>
               <w:t>7-21</w:t>
             </w:r>
@@ -6938,7 +6915,7 @@
           <w:p>
             <w:pPr>
               <w:rPr>
-                <w:color w:val="95DD9F" w:themeColor="background1" w:themeShade="D9"/>
+                <w:color w:val="D9D9D9" w:themeColor="background1" w:themeShade="D9"/>
               </w:rPr>
             </w:pPr>
           </w:p>
@@ -6952,41 +6929,41 @@
             <w:pPr>
               <w:jc w:val="left"/>
               <w:rPr>
-                <w:color w:val="95DD9F" w:themeColor="background1" w:themeShade="D9"/>
-              </w:rPr>
-            </w:pPr>
-            <w:r>
-              <w:rPr>
-                <w:rFonts w:hint="eastAsia"/>
-                <w:color w:val="95DD9F" w:themeColor="background1" w:themeShade="D9"/>
+                <w:color w:val="D9D9D9" w:themeColor="background1" w:themeShade="D9"/>
+              </w:rPr>
+            </w:pPr>
+            <w:r>
+              <w:rPr>
+                <w:rFonts w:hint="eastAsia"/>
+                <w:color w:val="D9D9D9" w:themeColor="background1" w:themeShade="D9"/>
               </w:rPr>
               <w:t>完成监控模板，进度</w:t>
             </w:r>
             <w:r>
               <w:rPr>
                 <w:rFonts w:hint="eastAsia"/>
-                <w:color w:val="95DD9F" w:themeColor="background1" w:themeShade="D9"/>
+                <w:color w:val="D9D9D9" w:themeColor="background1" w:themeShade="D9"/>
               </w:rPr>
               <w:t>90%</w:t>
             </w:r>
             <w:r>
               <w:rPr>
                 <w:rFonts w:hint="eastAsia"/>
-                <w:color w:val="95DD9F" w:themeColor="background1" w:themeShade="D9"/>
+                <w:color w:val="D9D9D9" w:themeColor="background1" w:themeShade="D9"/>
               </w:rPr>
               <w:t>，</w:t>
             </w:r>
             <w:r>
               <w:rPr>
                 <w:rFonts w:hint="eastAsia"/>
-                <w:color w:val="95DD9F" w:themeColor="background1" w:themeShade="D9"/>
+                <w:color w:val="D9D9D9" w:themeColor="background1" w:themeShade="D9"/>
               </w:rPr>
               <w:t xml:space="preserve"> </w:t>
             </w:r>
             <w:r>
               <w:rPr>
                 <w:rFonts w:hint="eastAsia"/>
-                <w:color w:val="95DD9F" w:themeColor="background1" w:themeShade="D9"/>
+                <w:color w:val="D9D9D9" w:themeColor="background1" w:themeShade="D9"/>
               </w:rPr>
               <w:t>提单，此处删除</w:t>
             </w:r>
@@ -7001,20 +6978,20 @@
           <w:p>
             <w:pPr>
               <w:rPr>
-                <w:color w:val="95DD9F" w:themeColor="background1" w:themeShade="D9"/>
+                <w:color w:val="D9D9D9" w:themeColor="background1" w:themeShade="D9"/>
               </w:rPr>
             </w:pPr>
             <w:proofErr w:type="spellStart"/>
             <w:r>
               <w:rPr>
-                <w:color w:val="95DD9F" w:themeColor="background1" w:themeShade="D9"/>
+                <w:color w:val="D9D9D9" w:themeColor="background1" w:themeShade="D9"/>
               </w:rPr>
               <w:t>P</w:t>
             </w:r>
             <w:r>
               <w:rPr>
                 <w:rFonts w:hint="eastAsia"/>
-                <w:color w:val="95DD9F" w:themeColor="background1" w:themeShade="D9"/>
+                <w:color w:val="D9D9D9" w:themeColor="background1" w:themeShade="D9"/>
               </w:rPr>
               <w:t>dtrace</w:t>
             </w:r>
@@ -7022,7 +6999,7 @@
             <w:r>
               <w:rPr>
                 <w:rFonts w:hint="eastAsia"/>
-                <w:color w:val="95DD9F" w:themeColor="background1" w:themeShade="D9"/>
+                <w:color w:val="D9D9D9" w:themeColor="background1" w:themeShade="D9"/>
               </w:rPr>
               <w:t>跟踪定位性能瓶颈</w:t>
             </w:r>
@@ -7036,13 +7013,13 @@
           <w:p>
             <w:pPr>
               <w:rPr>
-                <w:color w:val="95DD9F" w:themeColor="background1" w:themeShade="D9"/>
-              </w:rPr>
-            </w:pPr>
-            <w:r>
-              <w:rPr>
-                <w:rFonts w:hint="eastAsia"/>
-                <w:color w:val="95DD9F" w:themeColor="background1" w:themeShade="D9"/>
+                <w:color w:val="D9D9D9" w:themeColor="background1" w:themeShade="D9"/>
+              </w:rPr>
+            </w:pPr>
+            <w:r>
+              <w:rPr>
+                <w:rFonts w:hint="eastAsia"/>
+                <w:color w:val="D9D9D9" w:themeColor="background1" w:themeShade="D9"/>
               </w:rPr>
               <w:t>王文净</w:t>
             </w:r>
@@ -7056,7 +7033,7 @@
           <w:p>
             <w:pPr>
               <w:rPr>
-                <w:color w:val="95DD9F" w:themeColor="background1" w:themeShade="D9"/>
+                <w:color w:val="D9D9D9" w:themeColor="background1" w:themeShade="D9"/>
               </w:rPr>
             </w:pPr>
           </w:p>
@@ -7069,7 +7046,7 @@
           <w:p>
             <w:pPr>
               <w:rPr>
-                <w:color w:val="95DD9F" w:themeColor="background1" w:themeShade="D9"/>
+                <w:color w:val="D9D9D9" w:themeColor="background1" w:themeShade="D9"/>
               </w:rPr>
             </w:pPr>
           </w:p>
@@ -7082,13 +7059,13 @@
           <w:p>
             <w:pPr>
               <w:rPr>
-                <w:color w:val="95DD9F" w:themeColor="background1" w:themeShade="D9"/>
-              </w:rPr>
-            </w:pPr>
-            <w:r>
-              <w:rPr>
-                <w:rFonts w:hint="eastAsia"/>
-                <w:color w:val="95DD9F" w:themeColor="background1" w:themeShade="D9"/>
+                <w:color w:val="D9D9D9" w:themeColor="background1" w:themeShade="D9"/>
+              </w:rPr>
+            </w:pPr>
+            <w:r>
+              <w:rPr>
+                <w:rFonts w:hint="eastAsia"/>
+                <w:color w:val="D9D9D9" w:themeColor="background1" w:themeShade="D9"/>
               </w:rPr>
               <w:t>完成</w:t>
             </w:r>
@@ -7103,20 +7080,21 @@
           <w:p>
             <w:pPr>
               <w:rPr>
-                <w:color w:val="95DD9F" w:themeColor="background1" w:themeShade="D9"/>
-              </w:rPr>
-            </w:pPr>
-            <w:r>
-              <w:rPr>
-                <w:rFonts w:hint="eastAsia"/>
-                <w:color w:val="95DD9F" w:themeColor="background1" w:themeShade="D9"/>
-              </w:rPr>
+                <w:color w:val="D9D9D9" w:themeColor="background1" w:themeShade="D9"/>
+              </w:rPr>
+            </w:pPr>
+            <w:r>
+              <w:rPr>
+                <w:rFonts w:hint="eastAsia"/>
+                <w:color w:val="D9D9D9" w:themeColor="background1" w:themeShade="D9"/>
+              </w:rPr>
+              <w:lastRenderedPageBreak/>
               <w:t>OMAGENT</w:t>
             </w:r>
             <w:r>
               <w:rPr>
                 <w:rFonts w:hint="eastAsia"/>
-                <w:color w:val="95DD9F" w:themeColor="background1" w:themeShade="D9"/>
+                <w:color w:val="D9D9D9" w:themeColor="background1" w:themeShade="D9"/>
               </w:rPr>
               <w:t>框架</w:t>
             </w:r>
@@ -7130,13 +7108,13 @@
           <w:p>
             <w:pPr>
               <w:rPr>
-                <w:color w:val="95DD9F" w:themeColor="background1" w:themeShade="D9"/>
-              </w:rPr>
-            </w:pPr>
-            <w:r>
-              <w:rPr>
-                <w:rFonts w:hint="eastAsia"/>
-                <w:color w:val="95DD9F" w:themeColor="background1" w:themeShade="D9"/>
+                <w:color w:val="D9D9D9" w:themeColor="background1" w:themeShade="D9"/>
+              </w:rPr>
+            </w:pPr>
+            <w:r>
+              <w:rPr>
+                <w:rFonts w:hint="eastAsia"/>
+                <w:color w:val="D9D9D9" w:themeColor="background1" w:themeShade="D9"/>
               </w:rPr>
               <w:t>许建辉</w:t>
             </w:r>
@@ -7150,13 +7128,13 @@
           <w:p>
             <w:pPr>
               <w:rPr>
-                <w:color w:val="95DD9F" w:themeColor="background1" w:themeShade="D9"/>
-              </w:rPr>
-            </w:pPr>
-            <w:r>
-              <w:rPr>
-                <w:rFonts w:hint="eastAsia"/>
-                <w:color w:val="95DD9F" w:themeColor="background1" w:themeShade="D9"/>
+                <w:color w:val="D9D9D9" w:themeColor="background1" w:themeShade="D9"/>
+              </w:rPr>
+            </w:pPr>
+            <w:r>
+              <w:rPr>
+                <w:rFonts w:hint="eastAsia"/>
+                <w:color w:val="D9D9D9" w:themeColor="background1" w:themeShade="D9"/>
               </w:rPr>
               <w:t>7-28</w:t>
             </w:r>
@@ -7170,7 +7148,7 @@
           <w:p>
             <w:pPr>
               <w:rPr>
-                <w:color w:val="95DD9F" w:themeColor="background1" w:themeShade="D9"/>
+                <w:color w:val="D9D9D9" w:themeColor="background1" w:themeShade="D9"/>
               </w:rPr>
             </w:pPr>
           </w:p>
@@ -7183,20 +7161,20 @@
           <w:p>
             <w:pPr>
               <w:rPr>
-                <w:color w:val="95DD9F" w:themeColor="background1" w:themeShade="D9"/>
-              </w:rPr>
-            </w:pPr>
-            <w:r>
-              <w:rPr>
-                <w:rFonts w:hint="eastAsia"/>
-                <w:color w:val="95DD9F" w:themeColor="background1" w:themeShade="D9"/>
+                <w:color w:val="D9D9D9" w:themeColor="background1" w:themeShade="D9"/>
+              </w:rPr>
+            </w:pPr>
+            <w:r>
+              <w:rPr>
+                <w:rFonts w:hint="eastAsia"/>
+                <w:color w:val="D9D9D9" w:themeColor="background1" w:themeShade="D9"/>
               </w:rPr>
               <w:t>完成</w:t>
             </w:r>
             <w:r>
               <w:rPr>
                 <w:rFonts w:hint="eastAsia"/>
-                <w:color w:val="95DD9F" w:themeColor="background1" w:themeShade="D9"/>
+                <w:color w:val="D9D9D9" w:themeColor="background1" w:themeShade="D9"/>
               </w:rPr>
               <w:t xml:space="preserve">, </w:t>
             </w:r>
@@ -7204,7 +7182,7 @@
             <w:r>
               <w:rPr>
                 <w:rFonts w:hint="eastAsia"/>
-                <w:color w:val="95DD9F" w:themeColor="background1" w:themeShade="D9"/>
+                <w:color w:val="D9D9D9" w:themeColor="background1" w:themeShade="D9"/>
               </w:rPr>
               <w:t>pmd</w:t>
             </w:r>
@@ -7212,7 +7190,7 @@
             <w:r>
               <w:rPr>
                 <w:rFonts w:hint="eastAsia"/>
-                <w:color w:val="95DD9F" w:themeColor="background1" w:themeShade="D9"/>
+                <w:color w:val="D9D9D9" w:themeColor="background1" w:themeShade="D9"/>
               </w:rPr>
               <w:t>和</w:t>
             </w:r>
@@ -7220,7 +7198,7 @@
             <w:r>
               <w:rPr>
                 <w:rFonts w:hint="eastAsia"/>
-                <w:color w:val="95DD9F" w:themeColor="background1" w:themeShade="D9"/>
+                <w:color w:val="D9D9D9" w:themeColor="background1" w:themeShade="D9"/>
               </w:rPr>
               <w:t>oss</w:t>
             </w:r>
@@ -7228,21 +7206,21 @@
             <w:r>
               <w:rPr>
                 <w:rFonts w:hint="eastAsia"/>
-                <w:color w:val="95DD9F" w:themeColor="background1" w:themeShade="D9"/>
+                <w:color w:val="D9D9D9" w:themeColor="background1" w:themeShade="D9"/>
               </w:rPr>
               <w:t xml:space="preserve"> </w:t>
             </w:r>
             <w:r>
               <w:rPr>
                 <w:rFonts w:hint="eastAsia"/>
-                <w:color w:val="95DD9F" w:themeColor="background1" w:themeShade="D9"/>
+                <w:color w:val="D9D9D9" w:themeColor="background1" w:themeShade="D9"/>
               </w:rPr>
               <w:t>通讯成为公有组件</w:t>
             </w:r>
             <w:r>
               <w:rPr>
                 <w:rFonts w:hint="eastAsia"/>
-                <w:color w:val="95DD9F" w:themeColor="background1" w:themeShade="D9"/>
+                <w:color w:val="D9D9D9" w:themeColor="background1" w:themeShade="D9"/>
               </w:rPr>
               <w:t>.</w:t>
             </w:r>
@@ -7250,7 +7228,7 @@
             <w:r>
               <w:rPr>
                 <w:rFonts w:hint="eastAsia"/>
-                <w:color w:val="95DD9F" w:themeColor="background1" w:themeShade="D9"/>
+                <w:color w:val="D9D9D9" w:themeColor="background1" w:themeShade="D9"/>
               </w:rPr>
               <w:t>omagent</w:t>
             </w:r>
@@ -7258,23 +7236,22 @@
             <w:r>
               <w:rPr>
                 <w:rFonts w:hint="eastAsia"/>
-                <w:color w:val="95DD9F" w:themeColor="background1" w:themeShade="D9"/>
+                <w:color w:val="D9D9D9" w:themeColor="background1" w:themeShade="D9"/>
               </w:rPr>
               <w:t>和</w:t>
             </w:r>
             <w:r>
               <w:rPr>
                 <w:rFonts w:hint="eastAsia"/>
-                <w:color w:val="95DD9F" w:themeColor="background1" w:themeShade="D9"/>
+                <w:color w:val="D9D9D9" w:themeColor="background1" w:themeShade="D9"/>
               </w:rPr>
               <w:t>cm</w:t>
             </w:r>
             <w:r>
               <w:rPr>
                 <w:rFonts w:hint="eastAsia"/>
-                <w:color w:val="95DD9F" w:themeColor="background1" w:themeShade="D9"/>
-              </w:rPr>
-              <w:lastRenderedPageBreak/>
+                <w:color w:val="D9D9D9" w:themeColor="background1" w:themeShade="D9"/>
+              </w:rPr>
               <w:t>合到一个</w:t>
             </w:r>
           </w:p>
@@ -7288,27 +7265,26 @@
           <w:p>
             <w:pPr>
               <w:rPr>
-                <w:color w:val="95DD9F" w:themeColor="background1" w:themeShade="D9"/>
-              </w:rPr>
-            </w:pPr>
-            <w:r>
-              <w:rPr>
-                <w:color w:val="95DD9F" w:themeColor="background1" w:themeShade="D9"/>
-              </w:rPr>
-              <w:lastRenderedPageBreak/>
+                <w:color w:val="D9D9D9" w:themeColor="background1" w:themeShade="D9"/>
+              </w:rPr>
+            </w:pPr>
+            <w:r>
+              <w:rPr>
+                <w:color w:val="D9D9D9" w:themeColor="background1" w:themeShade="D9"/>
+              </w:rPr>
               <w:t>H</w:t>
             </w:r>
             <w:r>
               <w:rPr>
                 <w:rFonts w:hint="eastAsia"/>
-                <w:color w:val="95DD9F" w:themeColor="background1" w:themeShade="D9"/>
+                <w:color w:val="D9D9D9" w:themeColor="background1" w:themeShade="D9"/>
               </w:rPr>
               <w:t>adoop1,2</w:t>
             </w:r>
             <w:r>
               <w:rPr>
                 <w:rFonts w:hint="eastAsia"/>
-                <w:color w:val="95DD9F" w:themeColor="background1" w:themeShade="D9"/>
+                <w:color w:val="D9D9D9" w:themeColor="background1" w:themeShade="D9"/>
               </w:rPr>
               <w:t>编译，打包</w:t>
             </w:r>
@@ -7322,13 +7298,13 @@
           <w:p>
             <w:pPr>
               <w:rPr>
-                <w:color w:val="95DD9F" w:themeColor="background1" w:themeShade="D9"/>
-              </w:rPr>
-            </w:pPr>
-            <w:r>
-              <w:rPr>
-                <w:rFonts w:hint="eastAsia"/>
-                <w:color w:val="95DD9F" w:themeColor="background1" w:themeShade="D9"/>
+                <w:color w:val="D9D9D9" w:themeColor="background1" w:themeShade="D9"/>
+              </w:rPr>
+            </w:pPr>
+            <w:r>
+              <w:rPr>
+                <w:rFonts w:hint="eastAsia"/>
+                <w:color w:val="D9D9D9" w:themeColor="background1" w:themeShade="D9"/>
               </w:rPr>
               <w:t>龙阳</w:t>
             </w:r>
@@ -7342,13 +7318,13 @@
           <w:p>
             <w:pPr>
               <w:rPr>
-                <w:color w:val="95DD9F" w:themeColor="background1" w:themeShade="D9"/>
-              </w:rPr>
-            </w:pPr>
-            <w:r>
-              <w:rPr>
-                <w:rFonts w:hint="eastAsia"/>
-                <w:color w:val="95DD9F" w:themeColor="background1" w:themeShade="D9"/>
+                <w:color w:val="D9D9D9" w:themeColor="background1" w:themeShade="D9"/>
+              </w:rPr>
+            </w:pPr>
+            <w:r>
+              <w:rPr>
+                <w:rFonts w:hint="eastAsia"/>
+                <w:color w:val="D9D9D9" w:themeColor="background1" w:themeShade="D9"/>
               </w:rPr>
               <w:t>8-4</w:t>
             </w:r>
@@ -7362,7 +7338,7 @@
           <w:p>
             <w:pPr>
               <w:rPr>
-                <w:color w:val="95DD9F" w:themeColor="background1" w:themeShade="D9"/>
+                <w:color w:val="D9D9D9" w:themeColor="background1" w:themeShade="D9"/>
               </w:rPr>
             </w:pPr>
           </w:p>
@@ -7375,41 +7351,41 @@
           <w:p>
             <w:pPr>
               <w:rPr>
-                <w:color w:val="95DD9F" w:themeColor="background1" w:themeShade="D9"/>
-              </w:rPr>
-            </w:pPr>
-            <w:r>
-              <w:rPr>
-                <w:rFonts w:hint="eastAsia"/>
-                <w:color w:val="95DD9F" w:themeColor="background1" w:themeShade="D9"/>
+                <w:color w:val="D9D9D9" w:themeColor="background1" w:themeShade="D9"/>
+              </w:rPr>
+            </w:pPr>
+            <w:r>
+              <w:rPr>
+                <w:rFonts w:hint="eastAsia"/>
+                <w:color w:val="D9D9D9" w:themeColor="background1" w:themeShade="D9"/>
               </w:rPr>
               <w:t>集成到</w:t>
             </w:r>
             <w:r>
               <w:rPr>
                 <w:rFonts w:hint="eastAsia"/>
-                <w:color w:val="95DD9F" w:themeColor="background1" w:themeShade="D9"/>
+                <w:color w:val="D9D9D9" w:themeColor="background1" w:themeShade="D9"/>
               </w:rPr>
               <w:t>run</w:t>
             </w:r>
             <w:r>
               <w:rPr>
                 <w:rFonts w:hint="eastAsia"/>
-                <w:color w:val="95DD9F" w:themeColor="background1" w:themeShade="D9"/>
+                <w:color w:val="D9D9D9" w:themeColor="background1" w:themeShade="D9"/>
               </w:rPr>
               <w:t>包</w:t>
             </w:r>
             <w:r>
               <w:rPr>
                 <w:rFonts w:hint="eastAsia"/>
-                <w:color w:val="95DD9F" w:themeColor="background1" w:themeShade="D9"/>
+                <w:color w:val="D9D9D9" w:themeColor="background1" w:themeShade="D9"/>
               </w:rPr>
               <w:t>,</w:t>
             </w:r>
             <w:r>
               <w:rPr>
                 <w:rFonts w:hint="eastAsia"/>
-                <w:color w:val="95DD9F" w:themeColor="background1" w:themeShade="D9"/>
+                <w:color w:val="D9D9D9" w:themeColor="background1" w:themeShade="D9"/>
               </w:rPr>
               <w:t>完成</w:t>
             </w:r>
@@ -7424,13 +7400,13 @@
           <w:p>
             <w:pPr>
               <w:rPr>
-                <w:color w:val="95DD9F" w:themeColor="background1" w:themeShade="D9"/>
-              </w:rPr>
-            </w:pPr>
-            <w:r>
-              <w:rPr>
-                <w:rFonts w:hint="eastAsia"/>
-                <w:color w:val="95DD9F" w:themeColor="background1" w:themeShade="D9"/>
+                <w:color w:val="D9D9D9" w:themeColor="background1" w:themeShade="D9"/>
+              </w:rPr>
+            </w:pPr>
+            <w:r>
+              <w:rPr>
+                <w:rFonts w:hint="eastAsia"/>
+                <w:color w:val="D9D9D9" w:themeColor="background1" w:themeShade="D9"/>
               </w:rPr>
               <w:t>把代码的模块分类重新整理</w:t>
             </w:r>
@@ -7444,13 +7420,13 @@
           <w:p>
             <w:pPr>
               <w:rPr>
-                <w:color w:val="95DD9F" w:themeColor="background1" w:themeShade="D9"/>
-              </w:rPr>
-            </w:pPr>
-            <w:r>
-              <w:rPr>
-                <w:rFonts w:hint="eastAsia"/>
-                <w:color w:val="95DD9F" w:themeColor="background1" w:themeShade="D9"/>
+                <w:color w:val="D9D9D9" w:themeColor="background1" w:themeShade="D9"/>
+              </w:rPr>
+            </w:pPr>
+            <w:r>
+              <w:rPr>
+                <w:rFonts w:hint="eastAsia"/>
+                <w:color w:val="D9D9D9" w:themeColor="background1" w:themeShade="D9"/>
               </w:rPr>
               <w:t>许建辉</w:t>
             </w:r>
@@ -7464,13 +7440,13 @@
           <w:p>
             <w:pPr>
               <w:rPr>
-                <w:color w:val="95DD9F" w:themeColor="background1" w:themeShade="D9"/>
-              </w:rPr>
-            </w:pPr>
-            <w:r>
-              <w:rPr>
-                <w:rFonts w:hint="eastAsia"/>
-                <w:color w:val="95DD9F" w:themeColor="background1" w:themeShade="D9"/>
+                <w:color w:val="D9D9D9" w:themeColor="background1" w:themeShade="D9"/>
+              </w:rPr>
+            </w:pPr>
+            <w:r>
+              <w:rPr>
+                <w:rFonts w:hint="eastAsia"/>
+                <w:color w:val="D9D9D9" w:themeColor="background1" w:themeShade="D9"/>
               </w:rPr>
               <w:t>8-11</w:t>
             </w:r>
@@ -7484,13 +7460,13 @@
           <w:p>
             <w:pPr>
               <w:rPr>
-                <w:color w:val="95DD9F" w:themeColor="background1" w:themeShade="D9"/>
-              </w:rPr>
-            </w:pPr>
-            <w:r>
-              <w:rPr>
-                <w:rFonts w:hint="eastAsia"/>
-                <w:color w:val="95DD9F" w:themeColor="background1" w:themeShade="D9"/>
+                <w:color w:val="D9D9D9" w:themeColor="background1" w:themeShade="D9"/>
+              </w:rPr>
+            </w:pPr>
+            <w:r>
+              <w:rPr>
+                <w:rFonts w:hint="eastAsia"/>
+                <w:color w:val="D9D9D9" w:themeColor="background1" w:themeShade="D9"/>
               </w:rPr>
               <w:t>8-18</w:t>
             </w:r>
@@ -7504,13 +7480,13 @@
           <w:p>
             <w:pPr>
               <w:rPr>
-                <w:color w:val="95DD9F" w:themeColor="background1" w:themeShade="D9"/>
-              </w:rPr>
-            </w:pPr>
-            <w:r>
-              <w:rPr>
-                <w:rFonts w:hint="eastAsia"/>
-                <w:color w:val="95DD9F" w:themeColor="background1" w:themeShade="D9"/>
+                <w:color w:val="D9D9D9" w:themeColor="background1" w:themeShade="D9"/>
+              </w:rPr>
+            </w:pPr>
+            <w:r>
+              <w:rPr>
+                <w:rFonts w:hint="eastAsia"/>
+                <w:color w:val="D9D9D9" w:themeColor="background1" w:themeShade="D9"/>
               </w:rPr>
               <w:t>完成</w:t>
             </w:r>
@@ -7525,13 +7501,13 @@
           <w:p>
             <w:pPr>
               <w:rPr>
-                <w:color w:val="95DD9F" w:themeColor="background1" w:themeShade="D9"/>
-              </w:rPr>
-            </w:pPr>
-            <w:r>
-              <w:rPr>
-                <w:rFonts w:hint="eastAsia"/>
-                <w:color w:val="95DD9F" w:themeColor="background1" w:themeShade="D9"/>
+                <w:color w:val="D9D9D9" w:themeColor="background1" w:themeShade="D9"/>
+              </w:rPr>
+            </w:pPr>
+            <w:r>
+              <w:rPr>
+                <w:rFonts w:hint="eastAsia"/>
+                <w:color w:val="D9D9D9" w:themeColor="background1" w:themeShade="D9"/>
               </w:rPr>
               <w:t>持久化进度查询</w:t>
             </w:r>
@@ -7545,13 +7521,13 @@
           <w:p>
             <w:pPr>
               <w:rPr>
-                <w:color w:val="95DD9F" w:themeColor="background1" w:themeShade="D9"/>
-              </w:rPr>
-            </w:pPr>
-            <w:r>
-              <w:rPr>
-                <w:rFonts w:hint="eastAsia"/>
-                <w:color w:val="95DD9F" w:themeColor="background1" w:themeShade="D9"/>
+                <w:color w:val="D9D9D9" w:themeColor="background1" w:themeShade="D9"/>
+              </w:rPr>
+            </w:pPr>
+            <w:r>
+              <w:rPr>
+                <w:rFonts w:hint="eastAsia"/>
+                <w:color w:val="D9D9D9" w:themeColor="background1" w:themeShade="D9"/>
               </w:rPr>
               <w:t>林友滨</w:t>
             </w:r>
@@ -7565,13 +7541,13 @@
           <w:p>
             <w:pPr>
               <w:rPr>
-                <w:color w:val="95DD9F" w:themeColor="background1" w:themeShade="D9"/>
-              </w:rPr>
-            </w:pPr>
-            <w:r>
-              <w:rPr>
-                <w:rFonts w:hint="eastAsia"/>
-                <w:color w:val="95DD9F" w:themeColor="background1" w:themeShade="D9"/>
+                <w:color w:val="D9D9D9" w:themeColor="background1" w:themeShade="D9"/>
+              </w:rPr>
+            </w:pPr>
+            <w:r>
+              <w:rPr>
+                <w:rFonts w:hint="eastAsia"/>
+                <w:color w:val="D9D9D9" w:themeColor="background1" w:themeShade="D9"/>
               </w:rPr>
               <w:t>8-11</w:t>
             </w:r>
@@ -7585,13 +7561,13 @@
           <w:p>
             <w:pPr>
               <w:rPr>
-                <w:color w:val="95DD9F" w:themeColor="background1" w:themeShade="D9"/>
-              </w:rPr>
-            </w:pPr>
-            <w:r>
-              <w:rPr>
-                <w:rFonts w:hint="eastAsia"/>
-                <w:color w:val="95DD9F" w:themeColor="background1" w:themeShade="D9"/>
+                <w:color w:val="D9D9D9" w:themeColor="background1" w:themeShade="D9"/>
+              </w:rPr>
+            </w:pPr>
+            <w:r>
+              <w:rPr>
+                <w:rFonts w:hint="eastAsia"/>
+                <w:color w:val="D9D9D9" w:themeColor="background1" w:themeShade="D9"/>
               </w:rPr>
               <w:t>8-18</w:t>
             </w:r>
@@ -7606,13 +7582,13 @@
             <w:pPr>
               <w:jc w:val="left"/>
               <w:rPr>
-                <w:color w:val="95DD9F" w:themeColor="background1" w:themeShade="D9"/>
-              </w:rPr>
-            </w:pPr>
-            <w:r>
-              <w:rPr>
-                <w:rFonts w:hint="eastAsia"/>
-                <w:color w:val="95DD9F" w:themeColor="background1" w:themeShade="D9"/>
+                <w:color w:val="D9D9D9" w:themeColor="background1" w:themeShade="D9"/>
+              </w:rPr>
+            </w:pPr>
+            <w:r>
+              <w:rPr>
+                <w:rFonts w:hint="eastAsia"/>
+                <w:color w:val="D9D9D9" w:themeColor="background1" w:themeShade="D9"/>
               </w:rPr>
               <w:t>完成</w:t>
             </w:r>
@@ -7630,13 +7606,13 @@
           <w:p>
             <w:pPr>
               <w:rPr>
-                <w:color w:val="95DD9F" w:themeColor="background1" w:themeShade="D9"/>
-              </w:rPr>
-            </w:pPr>
-            <w:r>
-              <w:rPr>
-                <w:rFonts w:hint="eastAsia"/>
-                <w:color w:val="95DD9F" w:themeColor="background1" w:themeShade="D9"/>
+                <w:color w:val="D9D9D9" w:themeColor="background1" w:themeShade="D9"/>
+              </w:rPr>
+            </w:pPr>
+            <w:r>
+              <w:rPr>
+                <w:rFonts w:hint="eastAsia"/>
+                <w:color w:val="D9D9D9" w:themeColor="background1" w:themeShade="D9"/>
               </w:rPr>
               <w:t>报告优化，关于时间的工具</w:t>
             </w:r>
@@ -7653,13 +7629,13 @@
           <w:p>
             <w:pPr>
               <w:rPr>
-                <w:color w:val="95DD9F" w:themeColor="background1" w:themeShade="D9"/>
-              </w:rPr>
-            </w:pPr>
-            <w:r>
-              <w:rPr>
-                <w:rFonts w:hint="eastAsia"/>
-                <w:color w:val="95DD9F" w:themeColor="background1" w:themeShade="D9"/>
+                <w:color w:val="D9D9D9" w:themeColor="background1" w:themeShade="D9"/>
+              </w:rPr>
+            </w:pPr>
+            <w:r>
+              <w:rPr>
+                <w:rFonts w:hint="eastAsia"/>
+                <w:color w:val="D9D9D9" w:themeColor="background1" w:themeShade="D9"/>
               </w:rPr>
               <w:t>龙阳</w:t>
             </w:r>
@@ -7676,13 +7652,13 @@
           <w:p>
             <w:pPr>
               <w:rPr>
-                <w:color w:val="95DD9F" w:themeColor="background1" w:themeShade="D9"/>
-              </w:rPr>
-            </w:pPr>
-            <w:r>
-              <w:rPr>
-                <w:rFonts w:hint="eastAsia"/>
-                <w:color w:val="95DD9F" w:themeColor="background1" w:themeShade="D9"/>
+                <w:color w:val="D9D9D9" w:themeColor="background1" w:themeShade="D9"/>
+              </w:rPr>
+            </w:pPr>
+            <w:r>
+              <w:rPr>
+                <w:rFonts w:hint="eastAsia"/>
+                <w:color w:val="D9D9D9" w:themeColor="background1" w:themeShade="D9"/>
               </w:rPr>
               <w:t>7-14</w:t>
             </w:r>
@@ -7699,13 +7675,13 @@
           <w:p>
             <w:pPr>
               <w:rPr>
-                <w:color w:val="95DD9F" w:themeColor="background1" w:themeShade="D9"/>
-              </w:rPr>
-            </w:pPr>
-            <w:r>
-              <w:rPr>
-                <w:rFonts w:hint="eastAsia"/>
-                <w:color w:val="95DD9F" w:themeColor="background1" w:themeShade="D9"/>
+                <w:color w:val="D9D9D9" w:themeColor="background1" w:themeShade="D9"/>
+              </w:rPr>
+            </w:pPr>
+            <w:r>
+              <w:rPr>
+                <w:rFonts w:hint="eastAsia"/>
+                <w:color w:val="D9D9D9" w:themeColor="background1" w:themeShade="D9"/>
               </w:rPr>
               <w:t>8-18</w:t>
             </w:r>
@@ -7722,13 +7698,13 @@
           <w:p>
             <w:pPr>
               <w:rPr>
-                <w:color w:val="95DD9F" w:themeColor="background1" w:themeShade="D9"/>
-              </w:rPr>
-            </w:pPr>
-            <w:r>
-              <w:rPr>
-                <w:rFonts w:hint="eastAsia"/>
-                <w:color w:val="95DD9F" w:themeColor="background1" w:themeShade="D9"/>
+                <w:color w:val="D9D9D9" w:themeColor="background1" w:themeShade="D9"/>
+              </w:rPr>
+            </w:pPr>
+            <w:r>
+              <w:rPr>
+                <w:rFonts w:hint="eastAsia"/>
+                <w:color w:val="D9D9D9" w:themeColor="background1" w:themeShade="D9"/>
               </w:rPr>
               <w:t>完成</w:t>
             </w:r>
@@ -7744,14 +7720,14 @@
           <w:p>
             <w:pPr>
               <w:rPr>
-                <w:color w:val="95DD9F" w:themeColor="background1" w:themeShade="D9"/>
+                <w:color w:val="D9D9D9" w:themeColor="background1" w:themeShade="D9"/>
               </w:rPr>
             </w:pPr>
             <w:proofErr w:type="spellStart"/>
             <w:r>
               <w:rPr>
                 <w:rFonts w:hint="eastAsia"/>
-                <w:color w:val="95DD9F" w:themeColor="background1" w:themeShade="D9"/>
+                <w:color w:val="D9D9D9" w:themeColor="background1" w:themeShade="D9"/>
               </w:rPr>
               <w:t>TokuMX</w:t>
             </w:r>
@@ -7759,14 +7735,14 @@
             <w:r>
               <w:rPr>
                 <w:rFonts w:hint="eastAsia"/>
-                <w:color w:val="95DD9F" w:themeColor="background1" w:themeShade="D9"/>
+                <w:color w:val="D9D9D9" w:themeColor="background1" w:themeShade="D9"/>
               </w:rPr>
               <w:t xml:space="preserve"> </w:t>
             </w:r>
             <w:r>
               <w:rPr>
                 <w:rFonts w:hint="eastAsia"/>
-                <w:color w:val="95DD9F" w:themeColor="background1" w:themeShade="D9"/>
+                <w:color w:val="D9D9D9" w:themeColor="background1" w:themeShade="D9"/>
               </w:rPr>
               <w:t>性能对比和压缩性能对比</w:t>
             </w:r>
@@ -7781,13 +7757,13 @@
           <w:p>
             <w:pPr>
               <w:rPr>
-                <w:color w:val="95DD9F" w:themeColor="background1" w:themeShade="D9"/>
-              </w:rPr>
-            </w:pPr>
-            <w:r>
-              <w:rPr>
-                <w:rFonts w:hint="eastAsia"/>
-                <w:color w:val="95DD9F" w:themeColor="background1" w:themeShade="D9"/>
+                <w:color w:val="D9D9D9" w:themeColor="background1" w:themeShade="D9"/>
+              </w:rPr>
+            </w:pPr>
+            <w:r>
+              <w:rPr>
+                <w:rFonts w:hint="eastAsia"/>
+                <w:color w:val="D9D9D9" w:themeColor="background1" w:themeShade="D9"/>
               </w:rPr>
               <w:t>王文净</w:t>
             </w:r>
@@ -7802,13 +7778,13 @@
           <w:p>
             <w:pPr>
               <w:rPr>
-                <w:color w:val="95DD9F" w:themeColor="background1" w:themeShade="D9"/>
-              </w:rPr>
-            </w:pPr>
-            <w:r>
-              <w:rPr>
-                <w:rFonts w:hint="eastAsia"/>
-                <w:color w:val="95DD9F" w:themeColor="background1" w:themeShade="D9"/>
+                <w:color w:val="D9D9D9" w:themeColor="background1" w:themeShade="D9"/>
+              </w:rPr>
+            </w:pPr>
+            <w:r>
+              <w:rPr>
+                <w:rFonts w:hint="eastAsia"/>
+                <w:color w:val="D9D9D9" w:themeColor="background1" w:themeShade="D9"/>
               </w:rPr>
               <w:t>8-11</w:t>
             </w:r>
@@ -7823,20 +7799,20 @@
           <w:p>
             <w:pPr>
               <w:rPr>
-                <w:color w:val="95DD9F" w:themeColor="background1" w:themeShade="D9"/>
-              </w:rPr>
-            </w:pPr>
-            <w:r>
-              <w:rPr>
-                <w:rFonts w:hint="eastAsia"/>
-                <w:color w:val="95DD9F" w:themeColor="background1" w:themeShade="D9"/>
+                <w:color w:val="D9D9D9" w:themeColor="background1" w:themeShade="D9"/>
+              </w:rPr>
+            </w:pPr>
+            <w:r>
+              <w:rPr>
+                <w:rFonts w:hint="eastAsia"/>
+                <w:color w:val="D9D9D9" w:themeColor="background1" w:themeShade="D9"/>
               </w:rPr>
               <w:t>8-1</w:t>
             </w:r>
             <w:r>
               <w:rPr>
                 <w:rFonts w:hint="eastAsia"/>
-                <w:color w:val="95DD9F" w:themeColor="background1" w:themeShade="D9"/>
+                <w:color w:val="D9D9D9" w:themeColor="background1" w:themeShade="D9"/>
               </w:rPr>
               <w:t>8</w:t>
             </w:r>
@@ -7851,14 +7827,14 @@
           <w:p>
             <w:pPr>
               <w:rPr>
-                <w:color w:val="95DD9F" w:themeColor="background1" w:themeShade="D9"/>
+                <w:color w:val="D9D9D9" w:themeColor="background1" w:themeShade="D9"/>
               </w:rPr>
             </w:pPr>
             <w:proofErr w:type="spellStart"/>
             <w:r>
               <w:rPr>
                 <w:rFonts w:hint="eastAsia"/>
-                <w:color w:val="95DD9F" w:themeColor="background1" w:themeShade="D9"/>
+                <w:color w:val="D9D9D9" w:themeColor="background1" w:themeShade="D9"/>
               </w:rPr>
               <w:t>TokuMX</w:t>
             </w:r>
@@ -7866,7 +7842,7 @@
             <w:r>
               <w:rPr>
                 <w:rFonts w:hint="eastAsia"/>
-                <w:color w:val="95DD9F" w:themeColor="background1" w:themeShade="D9"/>
+                <w:color w:val="D9D9D9" w:themeColor="background1" w:themeShade="D9"/>
               </w:rPr>
               <w:t>性能测试过程中不太稳定，完成</w:t>
             </w:r>
@@ -7882,13 +7858,13 @@
           <w:p>
             <w:pPr>
               <w:rPr>
-                <w:color w:val="95DD9F" w:themeColor="background1" w:themeShade="D9"/>
-              </w:rPr>
-            </w:pPr>
-            <w:r>
-              <w:rPr>
-                <w:rFonts w:hint="eastAsia"/>
-                <w:color w:val="95DD9F" w:themeColor="background1" w:themeShade="D9"/>
+                <w:color w:val="D9D9D9" w:themeColor="background1" w:themeShade="D9"/>
+              </w:rPr>
+            </w:pPr>
+            <w:r>
+              <w:rPr>
+                <w:rFonts w:hint="eastAsia"/>
+                <w:color w:val="D9D9D9" w:themeColor="background1" w:themeShade="D9"/>
               </w:rPr>
               <w:t>数据集群一致性核验</w:t>
             </w:r>
@@ -7903,13 +7879,13 @@
           <w:p>
             <w:pPr>
               <w:rPr>
-                <w:color w:val="95DD9F" w:themeColor="background1" w:themeShade="D9"/>
-              </w:rPr>
-            </w:pPr>
-            <w:r>
-              <w:rPr>
-                <w:rFonts w:hint="eastAsia"/>
-                <w:color w:val="95DD9F" w:themeColor="background1" w:themeShade="D9"/>
+                <w:color w:val="D9D9D9" w:themeColor="background1" w:themeShade="D9"/>
+              </w:rPr>
+            </w:pPr>
+            <w:r>
+              <w:rPr>
+                <w:rFonts w:hint="eastAsia"/>
+                <w:color w:val="D9D9D9" w:themeColor="background1" w:themeShade="D9"/>
               </w:rPr>
               <w:t>刘圳</w:t>
             </w:r>
@@ -7917,13 +7893,13 @@
           <w:p>
             <w:pPr>
               <w:rPr>
-                <w:color w:val="95DD9F" w:themeColor="background1" w:themeShade="D9"/>
-              </w:rPr>
-            </w:pPr>
-            <w:r>
-              <w:rPr>
-                <w:rFonts w:hint="eastAsia"/>
-                <w:color w:val="95DD9F" w:themeColor="background1" w:themeShade="D9"/>
+                <w:color w:val="D9D9D9" w:themeColor="background1" w:themeShade="D9"/>
+              </w:rPr>
+            </w:pPr>
+            <w:r>
+              <w:rPr>
+                <w:rFonts w:hint="eastAsia"/>
+                <w:color w:val="D9D9D9" w:themeColor="background1" w:themeShade="D9"/>
               </w:rPr>
               <w:t>刘武兴</w:t>
             </w:r>
@@ -7938,13 +7914,13 @@
           <w:p>
             <w:pPr>
               <w:rPr>
-                <w:color w:val="95DD9F" w:themeColor="background1" w:themeShade="D9"/>
-              </w:rPr>
-            </w:pPr>
-            <w:r>
-              <w:rPr>
-                <w:rFonts w:hint="eastAsia"/>
-                <w:color w:val="95DD9F" w:themeColor="background1" w:themeShade="D9"/>
+                <w:color w:val="D9D9D9" w:themeColor="background1" w:themeShade="D9"/>
+              </w:rPr>
+            </w:pPr>
+            <w:r>
+              <w:rPr>
+                <w:rFonts w:hint="eastAsia"/>
+                <w:color w:val="D9D9D9" w:themeColor="background1" w:themeShade="D9"/>
               </w:rPr>
               <w:t>7-21</w:t>
             </w:r>
@@ -7959,13 +7935,13 @@
           <w:p>
             <w:pPr>
               <w:rPr>
-                <w:color w:val="95DD9F" w:themeColor="background1" w:themeShade="D9"/>
-              </w:rPr>
-            </w:pPr>
-            <w:r>
-              <w:rPr>
-                <w:rFonts w:hint="eastAsia"/>
-                <w:color w:val="95DD9F" w:themeColor="background1" w:themeShade="D9"/>
+                <w:color w:val="D9D9D9" w:themeColor="background1" w:themeShade="D9"/>
+              </w:rPr>
+            </w:pPr>
+            <w:r>
+              <w:rPr>
+                <w:rFonts w:hint="eastAsia"/>
+                <w:color w:val="D9D9D9" w:themeColor="background1" w:themeShade="D9"/>
               </w:rPr>
               <w:t>8-18</w:t>
             </w:r>
@@ -7980,13 +7956,13 @@
           <w:p>
             <w:pPr>
               <w:rPr>
-                <w:color w:val="95DD9F" w:themeColor="background1" w:themeShade="D9"/>
-              </w:rPr>
-            </w:pPr>
-            <w:r>
-              <w:rPr>
-                <w:rFonts w:hint="eastAsia"/>
-                <w:color w:val="95DD9F" w:themeColor="background1" w:themeShade="D9"/>
+                <w:color w:val="D9D9D9" w:themeColor="background1" w:themeShade="D9"/>
+              </w:rPr>
+            </w:pPr>
+            <w:r>
+              <w:rPr>
+                <w:rFonts w:hint="eastAsia"/>
+                <w:color w:val="D9D9D9" w:themeColor="background1" w:themeShade="D9"/>
               </w:rPr>
               <w:t>开发完成，测试完成</w:t>
             </w:r>
@@ -8002,20 +7978,20 @@
           <w:p>
             <w:pPr>
               <w:rPr>
-                <w:color w:val="74D280" w:themeColor="background1" w:themeShade="BF"/>
-              </w:rPr>
-            </w:pPr>
-            <w:r>
-              <w:rPr>
-                <w:rFonts w:hint="eastAsia"/>
-                <w:color w:val="74D280" w:themeColor="background1" w:themeShade="BF"/>
+                <w:color w:val="BFBFBF" w:themeColor="background1" w:themeShade="BF"/>
+              </w:rPr>
+            </w:pPr>
+            <w:r>
+              <w:rPr>
+                <w:rFonts w:hint="eastAsia"/>
+                <w:color w:val="BFBFBF" w:themeColor="background1" w:themeShade="BF"/>
               </w:rPr>
               <w:t>OM</w:t>
             </w:r>
             <w:r>
               <w:rPr>
                 <w:rFonts w:hint="eastAsia"/>
-                <w:color w:val="74D280" w:themeColor="background1" w:themeShade="BF"/>
+                <w:color w:val="BFBFBF" w:themeColor="background1" w:themeShade="BF"/>
               </w:rPr>
               <w:t>详细配置修改</w:t>
             </w:r>
@@ -8030,13 +8006,13 @@
           <w:p>
             <w:pPr>
               <w:rPr>
-                <w:color w:val="74D280" w:themeColor="background1" w:themeShade="BF"/>
-              </w:rPr>
-            </w:pPr>
-            <w:r>
-              <w:rPr>
-                <w:rFonts w:hint="eastAsia"/>
-                <w:color w:val="74D280" w:themeColor="background1" w:themeShade="BF"/>
+                <w:color w:val="BFBFBF" w:themeColor="background1" w:themeShade="BF"/>
+              </w:rPr>
+            </w:pPr>
+            <w:r>
+              <w:rPr>
+                <w:rFonts w:hint="eastAsia"/>
+                <w:color w:val="BFBFBF" w:themeColor="background1" w:themeShade="BF"/>
               </w:rPr>
               <w:t>何嘉文</w:t>
             </w:r>
@@ -8044,13 +8020,13 @@
           <w:p>
             <w:pPr>
               <w:rPr>
-                <w:color w:val="74D280" w:themeColor="background1" w:themeShade="BF"/>
-              </w:rPr>
-            </w:pPr>
-            <w:r>
-              <w:rPr>
-                <w:rFonts w:hint="eastAsia"/>
-                <w:color w:val="74D280" w:themeColor="background1" w:themeShade="BF"/>
+                <w:color w:val="BFBFBF" w:themeColor="background1" w:themeShade="BF"/>
+              </w:rPr>
+            </w:pPr>
+            <w:r>
+              <w:rPr>
+                <w:rFonts w:hint="eastAsia"/>
+                <w:color w:val="BFBFBF" w:themeColor="background1" w:themeShade="BF"/>
               </w:rPr>
               <w:t>林友滨</w:t>
             </w:r>
@@ -8065,13 +8041,13 @@
           <w:p>
             <w:pPr>
               <w:rPr>
-                <w:color w:val="74D280" w:themeColor="background1" w:themeShade="BF"/>
-              </w:rPr>
-            </w:pPr>
-            <w:r>
-              <w:rPr>
-                <w:rFonts w:hint="eastAsia"/>
-                <w:color w:val="74D280" w:themeColor="background1" w:themeShade="BF"/>
+                <w:color w:val="BFBFBF" w:themeColor="background1" w:themeShade="BF"/>
+              </w:rPr>
+            </w:pPr>
+            <w:r>
+              <w:rPr>
+                <w:rFonts w:hint="eastAsia"/>
+                <w:color w:val="BFBFBF" w:themeColor="background1" w:themeShade="BF"/>
               </w:rPr>
               <w:t>8-4</w:t>
             </w:r>
@@ -8086,7 +8062,7 @@
           <w:p>
             <w:pPr>
               <w:rPr>
-                <w:color w:val="74D280" w:themeColor="background1" w:themeShade="BF"/>
+                <w:color w:val="BFBFBF" w:themeColor="background1" w:themeShade="BF"/>
               </w:rPr>
             </w:pPr>
           </w:p>
@@ -8101,13 +8077,13 @@
             <w:pPr>
               <w:jc w:val="left"/>
               <w:rPr>
-                <w:color w:val="74D280" w:themeColor="background1" w:themeShade="BF"/>
-              </w:rPr>
-            </w:pPr>
-            <w:r>
-              <w:rPr>
-                <w:rFonts w:hint="eastAsia"/>
-                <w:color w:val="74D280" w:themeColor="background1" w:themeShade="BF"/>
+                <w:color w:val="BFBFBF" w:themeColor="background1" w:themeShade="BF"/>
+              </w:rPr>
+            </w:pPr>
+            <w:r>
+              <w:rPr>
+                <w:rFonts w:hint="eastAsia"/>
+                <w:color w:val="BFBFBF" w:themeColor="background1" w:themeShade="BF"/>
               </w:rPr>
               <w:t>完成</w:t>
             </w:r>
@@ -8123,13 +8099,13 @@
           <w:p>
             <w:pPr>
               <w:rPr>
-                <w:color w:val="74D280" w:themeColor="background1" w:themeShade="BF"/>
-              </w:rPr>
-            </w:pPr>
-            <w:r>
-              <w:rPr>
-                <w:rFonts w:hint="eastAsia"/>
-                <w:color w:val="74D280" w:themeColor="background1" w:themeShade="BF"/>
+                <w:color w:val="BFBFBF" w:themeColor="background1" w:themeShade="BF"/>
+              </w:rPr>
+            </w:pPr>
+            <w:r>
+              <w:rPr>
+                <w:rFonts w:hint="eastAsia"/>
+                <w:color w:val="BFBFBF" w:themeColor="background1" w:themeShade="BF"/>
               </w:rPr>
               <w:t>集群随机启动节点测试</w:t>
             </w:r>
@@ -8144,13 +8120,13 @@
           <w:p>
             <w:pPr>
               <w:rPr>
-                <w:color w:val="74D280" w:themeColor="background1" w:themeShade="BF"/>
-              </w:rPr>
-            </w:pPr>
-            <w:r>
-              <w:rPr>
-                <w:rFonts w:hint="eastAsia"/>
-                <w:color w:val="74D280" w:themeColor="background1" w:themeShade="BF"/>
+                <w:color w:val="BFBFBF" w:themeColor="background1" w:themeShade="BF"/>
+              </w:rPr>
+            </w:pPr>
+            <w:r>
+              <w:rPr>
+                <w:rFonts w:hint="eastAsia"/>
+                <w:color w:val="BFBFBF" w:themeColor="background1" w:themeShade="BF"/>
               </w:rPr>
               <w:t>刘武兴</w:t>
             </w:r>
@@ -8165,13 +8141,13 @@
           <w:p>
             <w:pPr>
               <w:rPr>
-                <w:color w:val="74D280" w:themeColor="background1" w:themeShade="BF"/>
-              </w:rPr>
-            </w:pPr>
-            <w:r>
-              <w:rPr>
-                <w:rFonts w:hint="eastAsia"/>
-                <w:color w:val="74D280" w:themeColor="background1" w:themeShade="BF"/>
+                <w:color w:val="BFBFBF" w:themeColor="background1" w:themeShade="BF"/>
+              </w:rPr>
+            </w:pPr>
+            <w:r>
+              <w:rPr>
+                <w:rFonts w:hint="eastAsia"/>
+                <w:color w:val="BFBFBF" w:themeColor="background1" w:themeShade="BF"/>
               </w:rPr>
               <w:t>8-18</w:t>
             </w:r>
@@ -8186,7 +8162,7 @@
           <w:p>
             <w:pPr>
               <w:rPr>
-                <w:color w:val="74D280" w:themeColor="background1" w:themeShade="BF"/>
+                <w:color w:val="BFBFBF" w:themeColor="background1" w:themeShade="BF"/>
               </w:rPr>
             </w:pPr>
           </w:p>
@@ -8200,13 +8176,13 @@
           <w:p>
             <w:pPr>
               <w:rPr>
-                <w:color w:val="74D280" w:themeColor="background1" w:themeShade="BF"/>
-              </w:rPr>
-            </w:pPr>
-            <w:r>
-              <w:rPr>
-                <w:rFonts w:hint="eastAsia"/>
-                <w:color w:val="74D280" w:themeColor="background1" w:themeShade="BF"/>
+                <w:color w:val="BFBFBF" w:themeColor="background1" w:themeShade="BF"/>
+              </w:rPr>
+            </w:pPr>
+            <w:r>
+              <w:rPr>
+                <w:rFonts w:hint="eastAsia"/>
+                <w:color w:val="BFBFBF" w:themeColor="background1" w:themeShade="BF"/>
               </w:rPr>
               <w:t>已经完成，但很慢</w:t>
             </w:r>
@@ -8222,13 +8198,13 @@
           <w:p>
             <w:pPr>
               <w:rPr>
-                <w:color w:val="74D280" w:themeColor="background1" w:themeShade="BF"/>
-              </w:rPr>
-            </w:pPr>
-            <w:r>
-              <w:rPr>
-                <w:rFonts w:hint="eastAsia"/>
-                <w:color w:val="74D280" w:themeColor="background1" w:themeShade="BF"/>
+                <w:color w:val="BFBFBF" w:themeColor="background1" w:themeShade="BF"/>
+              </w:rPr>
+            </w:pPr>
+            <w:r>
+              <w:rPr>
+                <w:rFonts w:hint="eastAsia"/>
+                <w:color w:val="BFBFBF" w:themeColor="background1" w:themeShade="BF"/>
               </w:rPr>
               <w:t>在</w:t>
             </w:r>
@@ -8236,7 +8212,7 @@
             <w:r>
               <w:rPr>
                 <w:rFonts w:hint="eastAsia"/>
-                <w:color w:val="74D280" w:themeColor="background1" w:themeShade="BF"/>
+                <w:color w:val="BFBFBF" w:themeColor="background1" w:themeShade="BF"/>
               </w:rPr>
               <w:t>ubuntu</w:t>
             </w:r>
@@ -8244,21 +8220,21 @@
             <w:r>
               <w:rPr>
                 <w:rFonts w:hint="eastAsia"/>
-                <w:color w:val="74D280" w:themeColor="background1" w:themeShade="BF"/>
+                <w:color w:val="BFBFBF" w:themeColor="background1" w:themeShade="BF"/>
               </w:rPr>
               <w:t>环境没跑</w:t>
             </w:r>
             <w:r>
               <w:rPr>
                 <w:rFonts w:hint="eastAsia"/>
-                <w:color w:val="74D280" w:themeColor="background1" w:themeShade="BF"/>
+                <w:color w:val="BFBFBF" w:themeColor="background1" w:themeShade="BF"/>
               </w:rPr>
               <w:t>java</w:t>
             </w:r>
             <w:r>
               <w:rPr>
                 <w:rFonts w:hint="eastAsia"/>
-                <w:color w:val="74D280" w:themeColor="background1" w:themeShade="BF"/>
+                <w:color w:val="BFBFBF" w:themeColor="background1" w:themeShade="BF"/>
               </w:rPr>
               <w:t>用例</w:t>
             </w:r>
@@ -8273,13 +8249,13 @@
           <w:p>
             <w:pPr>
               <w:rPr>
-                <w:color w:val="74D280" w:themeColor="background1" w:themeShade="BF"/>
-              </w:rPr>
-            </w:pPr>
-            <w:r>
-              <w:rPr>
-                <w:rFonts w:hint="eastAsia"/>
-                <w:color w:val="74D280" w:themeColor="background1" w:themeShade="BF"/>
+                <w:color w:val="BFBFBF" w:themeColor="background1" w:themeShade="BF"/>
+              </w:rPr>
+            </w:pPr>
+            <w:r>
+              <w:rPr>
+                <w:rFonts w:hint="eastAsia"/>
+                <w:color w:val="BFBFBF" w:themeColor="background1" w:themeShade="BF"/>
               </w:rPr>
               <w:t>龙阳</w:t>
             </w:r>
@@ -8294,13 +8270,13 @@
           <w:p>
             <w:pPr>
               <w:rPr>
-                <w:color w:val="74D280" w:themeColor="background1" w:themeShade="BF"/>
-              </w:rPr>
-            </w:pPr>
-            <w:r>
-              <w:rPr>
-                <w:rFonts w:hint="eastAsia"/>
-                <w:color w:val="74D280" w:themeColor="background1" w:themeShade="BF"/>
+                <w:color w:val="BFBFBF" w:themeColor="background1" w:themeShade="BF"/>
+              </w:rPr>
+            </w:pPr>
+            <w:r>
+              <w:rPr>
+                <w:rFonts w:hint="eastAsia"/>
+                <w:color w:val="BFBFBF" w:themeColor="background1" w:themeShade="BF"/>
               </w:rPr>
               <w:t>8-4</w:t>
             </w:r>
@@ -8315,7 +8291,7 @@
           <w:p>
             <w:pPr>
               <w:rPr>
-                <w:color w:val="74D280" w:themeColor="background1" w:themeShade="BF"/>
+                <w:color w:val="BFBFBF" w:themeColor="background1" w:themeShade="BF"/>
               </w:rPr>
             </w:pPr>
           </w:p>
@@ -8329,27 +8305,27 @@
           <w:p>
             <w:pPr>
               <w:rPr>
-                <w:color w:val="74D280" w:themeColor="background1" w:themeShade="BF"/>
-              </w:rPr>
-            </w:pPr>
-            <w:r>
-              <w:rPr>
-                <w:rFonts w:hint="eastAsia"/>
-                <w:color w:val="74D280" w:themeColor="background1" w:themeShade="BF"/>
+                <w:color w:val="BFBFBF" w:themeColor="background1" w:themeShade="BF"/>
+              </w:rPr>
+            </w:pPr>
+            <w:r>
+              <w:rPr>
+                <w:rFonts w:hint="eastAsia"/>
+                <w:color w:val="BFBFBF" w:themeColor="background1" w:themeShade="BF"/>
               </w:rPr>
               <w:t>已将</w:t>
             </w:r>
             <w:r>
               <w:rPr>
                 <w:rFonts w:hint="eastAsia"/>
-                <w:color w:val="74D280" w:themeColor="background1" w:themeShade="BF"/>
+                <w:color w:val="BFBFBF" w:themeColor="background1" w:themeShade="BF"/>
               </w:rPr>
               <w:t>JAVA</w:t>
             </w:r>
             <w:r>
               <w:rPr>
                 <w:rFonts w:hint="eastAsia"/>
-                <w:color w:val="74D280" w:themeColor="background1" w:themeShade="BF"/>
+                <w:color w:val="BFBFBF" w:themeColor="background1" w:themeShade="BF"/>
               </w:rPr>
               <w:t>驱动添加到</w:t>
             </w:r>
@@ -8357,7 +8333,7 @@
             <w:r>
               <w:rPr>
                 <w:rFonts w:hint="eastAsia"/>
-                <w:color w:val="74D280" w:themeColor="background1" w:themeShade="BF"/>
+                <w:color w:val="BFBFBF" w:themeColor="background1" w:themeShade="BF"/>
               </w:rPr>
               <w:t>ubuntu</w:t>
             </w:r>
@@ -8365,21 +8341,21 @@
             <w:r>
               <w:rPr>
                 <w:rFonts w:hint="eastAsia"/>
-                <w:color w:val="74D280" w:themeColor="background1" w:themeShade="BF"/>
+                <w:color w:val="BFBFBF" w:themeColor="background1" w:themeShade="BF"/>
               </w:rPr>
               <w:t>环境，</w:t>
             </w:r>
             <w:r>
               <w:rPr>
                 <w:rFonts w:hint="eastAsia"/>
-                <w:color w:val="74D280" w:themeColor="background1" w:themeShade="BF"/>
+                <w:color w:val="BFBFBF" w:themeColor="background1" w:themeShade="BF"/>
               </w:rPr>
               <w:t>CI</w:t>
             </w:r>
             <w:r>
               <w:rPr>
                 <w:rFonts w:hint="eastAsia"/>
-                <w:color w:val="74D280" w:themeColor="background1" w:themeShade="BF"/>
+                <w:color w:val="BFBFBF" w:themeColor="background1" w:themeShade="BF"/>
               </w:rPr>
               <w:t>在执行测试用例时存在不稳定的情况</w:t>
             </w:r>
@@ -10089,7 +10065,7 @@
         <a:sysClr val="windowText" lastClr="000000"/>
       </a:dk1>
       <a:lt1>
-        <a:sysClr val="window" lastClr="C7EDCC"/>
+        <a:sysClr val="window" lastClr="FFFFFF"/>
       </a:lt1>
       <a:dk2>
         <a:srgbClr val="1F497D"/>
